--- a/data/outputs/v2/Chemistry/SS3.1_Acids_and_Bases/Chemistry_Acids_and_Bases_SummaryTable.docx
+++ b/data/outputs/v2/Chemistry/SS3.1_Acids_and_Bases/Chemistry_Acids_and_Bases_SummaryTable.docx
@@ -38,6 +38,177 @@
           <w:szCs w:val="22"/>
         </w:rPr>
         <w:t xml:space="preserve">Sub-Strand 3.1: Acids and Bases — Teacher Reference (Pre-filled)</w:t>
+      </w:r>
+    </w:p>
+    <w:p>
+      <w:pPr>
+        <w:spacing w:after="80" w:before="120"/>
+      </w:pPr>
+      <w:r>
+        <w:rPr>
+          <w:rFonts w:ascii="Arial" w:cs="Arial" w:eastAsia="Arial" w:hAnsi="Arial"/>
+          <w:b/>
+          <w:bCs/>
+          <w:color w:val="1F3864"/>
+          <w:sz w:val="20"/>
+          <w:szCs w:val="20"/>
+        </w:rPr>
+        <w:t xml:space="preserve">ATTRIBUTION AND LICENSING</w:t>
+      </w:r>
+    </w:p>
+    <w:p>
+      <w:pPr>
+        <w:spacing w:after="60" w:before="0"/>
+      </w:pPr>
+      <w:r>
+        <w:rPr>
+          <w:rFonts w:ascii="Arial" w:cs="Arial" w:eastAsia="Arial" w:hAnsi="Arial"/>
+          <w:b/>
+          <w:bCs/>
+          <w:sz w:val="17"/>
+          <w:szCs w:val="17"/>
+        </w:rPr>
+        <w:t xml:space="preserve">Curriculum Alignment: </w:t>
+      </w:r>
+      <w:r>
+        <w:rPr>
+          <w:rFonts w:ascii="Arial" w:cs="Arial" w:eastAsia="Arial" w:hAnsi="Arial"/>
+          <w:sz w:val="17"/>
+          <w:szCs w:val="17"/>
+        </w:rPr>
+        <w:t xml:space="preserve">Structured in pedagogical alignment with the competence-based curriculum format and learning outcomes established by the Kenya Institute of Curriculum Development (KICD). This material is independently developed and is not officially endorsed or published by KICD.</w:t>
+      </w:r>
+    </w:p>
+    <w:p>
+      <w:pPr>
+        <w:spacing w:after="60" w:before="0"/>
+      </w:pPr>
+      <w:r>
+        <w:rPr>
+          <w:rFonts w:ascii="Arial" w:cs="Arial" w:eastAsia="Arial" w:hAnsi="Arial"/>
+          <w:b/>
+          <w:bCs/>
+          <w:sz w:val="17"/>
+          <w:szCs w:val="17"/>
+        </w:rPr>
+        <w:t xml:space="preserve">Content &amp; Pedagogy: </w:t>
+      </w:r>
+      <w:r>
+        <w:rPr>
+          <w:rFonts w:ascii="Arial" w:cs="Arial" w:eastAsia="Arial" w:hAnsi="Arial"/>
+          <w:sz w:val="17"/>
+          <w:szCs w:val="17"/>
+        </w:rPr>
+        <w:t xml:space="preserve">Developed and adapted by the educator team at SeaVuria (registered 501(c)(3) in the United States and registered NGO in Kenya, No. 872-850A-BF11), who designed the pedagogical framework, lesson templates and exemplar lessons on which this material is based.</w:t>
+      </w:r>
+    </w:p>
+    <w:p>
+      <w:pPr>
+        <w:spacing w:after="60" w:before="0"/>
+      </w:pPr>
+      <w:r>
+        <w:rPr>
+          <w:rFonts w:ascii="Arial" w:cs="Arial" w:eastAsia="Arial" w:hAnsi="Arial"/>
+          <w:b/>
+          <w:bCs/>
+          <w:sz w:val="17"/>
+          <w:szCs w:val="17"/>
+        </w:rPr>
+        <w:t xml:space="preserve">Production &amp; Layout: </w:t>
+      </w:r>
+      <w:r>
+        <w:rPr>
+          <w:rFonts w:ascii="Arial" w:cs="Arial" w:eastAsia="Arial" w:hAnsi="Arial"/>
+          <w:sz w:val="17"/>
+          <w:szCs w:val="17"/>
+        </w:rPr>
+        <w:t xml:space="preserve">Educational design and curriculum sequencing by SeaVuria. Technical layout, structural formatting, and digital optimization/implementation executed in partnership with ARES Education (registered 501(c)(3) in the United States and Canada (as Afretech Aid) and registered NGO in Kenya), with lesson drafting and compilation assisted by AI (Claude, Anthropic).</w:t>
+      </w:r>
+    </w:p>
+    <w:p>
+      <w:pPr>
+        <w:pBdr>
+          <w:bottom w:val="single" w:color="1F3864" w:sz="6" w:space="6"/>
+        </w:pBdr>
+        <w:spacing w:after="60" w:before="0"/>
+      </w:pPr>
+      <w:r>
+        <w:rPr>
+          <w:rFonts w:ascii="Arial" w:cs="Arial" w:eastAsia="Arial" w:hAnsi="Arial"/>
+          <w:b/>
+          <w:bCs/>
+          <w:sz w:val="17"/>
+          <w:szCs w:val="17"/>
+        </w:rPr>
+        <w:t xml:space="preserve">Licensing &amp; Copyright: </w:t>
+      </w:r>
+      <w:r>
+        <w:rPr>
+          <w:rFonts w:ascii="Arial" w:cs="Arial" w:eastAsia="Arial" w:hAnsi="Arial"/>
+          <w:sz w:val="17"/>
+          <w:szCs w:val="17"/>
+        </w:rPr>
+        <w:t xml:space="preserve">© 2026 SeaVuria and ARES. This work is licensed under a </w:t>
+      </w:r>
+      <w:hyperlink w:history="1" r:id="rIdxtw-op2hlswkldax3ovzt">
+        <w:r>
+          <w:rPr>
+            <w:rFonts w:ascii="Arial" w:cs="Arial" w:eastAsia="Arial" w:hAnsi="Arial"/>
+            <w:color w:val="1F6B75"/>
+            <w:sz w:val="17"/>
+            <w:szCs w:val="17"/>
+            <w:u w:val="single" w:color="1F6B75"/>
+          </w:rPr>
+          <w:t xml:space="preserve">Creative Commons Attribution-NonCommercial 4.0 International License</w:t>
+        </w:r>
+      </w:hyperlink>
+      <w:r>
+        <w:rPr>
+          <w:rFonts w:ascii="Arial" w:cs="Arial" w:eastAsia="Arial" w:hAnsi="Arial"/>
+          <w:sz w:val="17"/>
+          <w:szCs w:val="17"/>
+        </w:rPr>
+        <w:t xml:space="preserve"> (</w:t>
+      </w:r>
+      <w:hyperlink w:history="1" r:id="rIdagglf0x2kyj-s7zbas1xo">
+        <w:r>
+          <w:rPr>
+            <w:rFonts w:ascii="Arial" w:cs="Arial" w:eastAsia="Arial" w:hAnsi="Arial"/>
+            <w:color w:val="1F6B75"/>
+            <w:sz w:val="17"/>
+            <w:szCs w:val="17"/>
+            <w:u w:val="single" w:color="1F6B75"/>
+          </w:rPr>
+          <w:t xml:space="preserve">CC BY-NC 4.0</w:t>
+        </w:r>
+      </w:hyperlink>
+      <w:r>
+        <w:rPr>
+          <w:rFonts w:ascii="Arial" w:cs="Arial" w:eastAsia="Arial" w:hAnsi="Arial"/>
+          <w:sz w:val="17"/>
+          <w:szCs w:val="17"/>
+        </w:rPr>
+        <w:t xml:space="preserve">). To view a copy of this license, visit </w:t>
+      </w:r>
+      <w:hyperlink w:history="1" r:id="rIdkbbuscwwaolno3-rfioex">
+        <w:r>
+          <w:rPr>
+            <w:rFonts w:ascii="Arial" w:cs="Arial" w:eastAsia="Arial" w:hAnsi="Arial"/>
+            <w:color w:val="1F6B75"/>
+            <w:sz w:val="17"/>
+            <w:szCs w:val="17"/>
+            <w:u w:val="single" w:color="1F6B75"/>
+          </w:rPr>
+          <w:t xml:space="preserve">https://creativecommons.org/licenses/by-nc/4.0/</w:t>
+        </w:r>
+      </w:hyperlink>
+      <w:r>
+        <w:rPr>
+          <w:rFonts w:ascii="Arial" w:cs="Arial" w:eastAsia="Arial" w:hAnsi="Arial"/>
+          <w:sz w:val="17"/>
+          <w:szCs w:val="17"/>
+        </w:rPr>
+        <w:t xml:space="preserve">. You are free to copy, redistribute, and adapt this material in any medium or format, provided appropriate credit is given and the material is not used for commercial purposes. KICD learning outcomes and curriculum designations reproduced here for alignment purposes remain the property of KICD and are not covered by this license. Linked external resources (e.g. CK-12, Khan Academy, PhET) are subject to their own licenses.</w:t>
       </w:r>
     </w:p>
     <w:p>

--- a/data/outputs/v2/Chemistry/SS3.1_Acids_and_Bases/Chemistry_Acids_and_Bases_SummaryTable.docx
+++ b/data/outputs/v2/Chemistry/SS3.1_Acids_and_Bases/Chemistry_Acids_and_Bases_SummaryTable.docx
@@ -150,7 +150,7 @@
         </w:rPr>
         <w:t xml:space="preserve">© 2026 SeaVuria and ARES. This work is licensed under a </w:t>
       </w:r>
-      <w:hyperlink w:history="1" r:id="rIdxtw-op2hlswkldax3ovzt">
+      <w:hyperlink w:history="1" r:id="rIdh6xzaq2usiesymurvaiek">
         <w:r>
           <w:rPr>
             <w:rFonts w:ascii="Arial" w:cs="Arial" w:eastAsia="Arial" w:hAnsi="Arial"/>
@@ -170,7 +170,7 @@
         </w:rPr>
         <w:t xml:space="preserve"> (</w:t>
       </w:r>
-      <w:hyperlink w:history="1" r:id="rIdagglf0x2kyj-s7zbas1xo">
+      <w:hyperlink w:history="1" r:id="rIdty4cuz4iyhqxpjnluwc5-">
         <w:r>
           <w:rPr>
             <w:rFonts w:ascii="Arial" w:cs="Arial" w:eastAsia="Arial" w:hAnsi="Arial"/>
@@ -190,7 +190,7 @@
         </w:rPr>
         <w:t xml:space="preserve">). To view a copy of this license, visit </w:t>
       </w:r>
-      <w:hyperlink w:history="1" r:id="rIdkbbuscwwaolno3-rfioex">
+      <w:hyperlink w:history="1" r:id="rIdilh6qf0da_buz__omo1tu">
         <w:r>
           <w:rPr>
             <w:rFonts w:ascii="Arial" w:cs="Arial" w:eastAsia="Arial" w:hAnsi="Arial"/>

--- a/data/outputs/v2/Chemistry/SS3.1_Acids_and_Bases/Chemistry_Acids_and_Bases_SummaryTable.docx
+++ b/data/outputs/v2/Chemistry/SS3.1_Acids_and_Bases/Chemistry_Acids_and_Bases_SummaryTable.docx
@@ -564,7 +564,7 @@
                 <w:sz w:val="18"/>
                 <w:szCs w:val="18"/>
               </w:rPr>
-              <w:t xml:space="preserve">Students observed that common school-canteen liquids (lemon juice, uji, milk, soda, water, soap solution) produced strikingly different colours when drops of red cabbage indicator or universal indicator were added — ranging from bright red through purple to green and yellow. The same liquid always produced the same colour, and mixing certain liquids caused the colour to shift. Pedagogical note: Encourage students to record exact colours before any vocabulary is introduced; resist the urge to explain at this stage — raw observation data is the goal.</w:t>
+              <w:t xml:space="preserve">Eight familiar Kenyan liquids — lemon juice, black chai, cow's milk, Stoney Tangawizi, tap water, baking soda solution, liquid handwash soap, and dilute Jik bleach — each turned a distinctly different colour when five drops of universal indicator solution were added: vivid reds and oranges for lemon juice, chai, and Stoney; green for tap water; and deep blues and purples for baking soda, soap, and Jik.</w:t>
             </w:r>
           </w:p>
         </w:tc>
@@ -596,7 +596,7 @@
                 <w:sz w:val="18"/>
                 <w:szCs w:val="18"/>
               </w:rPr>
-              <w:t xml:space="preserve">Students learned that liquids can be sorted into at least two broad groups based on the colour they produce with an indicator, and that this colour difference reflects an invisible chemical property of the liquid. They were introduced to the terms ACID and BASE as the labels chemists use for these two groups, and to INDICATOR as a substance that changes colour in the presence of an acid or a base. Pedagogical note: Post the two-column class anchor chart (Acids | Bases) on the wall — it will be updated every lesson.</w:t>
+              <w:t xml:space="preserve">Substances can be classified as acids (sour taste, turn litmus red, turn universal indicator red/orange) or bases (bitter taste, slippery feel, turn litmus blue, turn universal indicator blue/purple). The colour differences produced by universal indicator are not random — they reveal a real, invisible property of each liquid. Many everyday Kenyan substances — lemon juice, Stoney Tangawizi, stomach acid (which helps digest ugali and githeri), toothpaste, soap, and antacids — are either acids or bases, and their uses depend on these properties. We never taste substances in a chemistry laboratory to test these properties.</w:t>
             </w:r>
           </w:p>
         </w:tc>
@@ -628,7 +628,7 @@
                 <w:sz w:val="18"/>
                 <w:szCs w:val="18"/>
               </w:rPr>
-              <w:t xml:space="preserve">The colour change is explained by the fact that indicator molecules are themselves weak acids or bases whose molecular and ionic forms absorb different wavelengths of light. When the indicator is placed in an acidic liquid, the equilibrium favours one coloured form; in a basic liquid, the other form dominates. At this stage students need only the surface-level explanation: acids and bases are real, invisible chemical properties that indicators make visible. The driving question is formally posted on the Driving Question Board. Pedagogical note: Do NOT resolve the driving question yet — use cold-calling (minimum 4 students) to surface pre-existing misconceptions such as 'colour means it is poisonous' or 'all acids burn you'.</w:t>
+              <w:t xml:space="preserve">The eight liquids turned different colours because they belong to two different categories of substances — acids and bases — which have different invisible properties that interact with the universal indicator dye to produce different colours. Liquids in the acid group (lemon juice, Stoney Tangawizi, black chai) turned red or orange because acids share a common property that triggers the red end of the indicator's colour range. Liquids in the base group (baking soda, liquid soap, Jik) turned blue or purple because bases share a different property that triggers the blue-purple end. Tap water, which is neither a strong acid nor a strong base, produced a stable green — the middle of the indicator's range. The model students built today can explain the groupings but not yet the differences in shade within each group, nor what exactly is dissolved in each liquid that causes it to behave as an acid or a base — those questions are what the rest of this unit will answer.</w:t>
             </w:r>
           </w:p>
         </w:tc>
@@ -713,7 +713,7 @@
                 <w:sz w:val="18"/>
                 <w:szCs w:val="18"/>
               </w:rPr>
-              <w:t xml:space="preserve">Students observed the physical properties of a set of safe, dilute acid and base samples (lemon juice, dilute ethanoic acid/vinegar, dilute NaOH solution, bicarbonate of soda solution, tap water). They tested colour, smell (waft only), taste (lemon juice and uji only — never lab chemicals), feel (dilute soap on fingertips), and litmus colour change. Results were recorded in a class data table. Pedagogical note: Emphasise SAFETY — only teacher-approved samples may be tasted or touched; lab chemicals are NEVER tasted.</w:t>
+              <w:t xml:space="preserve">Students watched an introductory video and completed a paired reading on acids and bases. They observed that the eight canteen cups from the anchoring phenomenon (lemon juice, chai, Stoney Tangawizi, milk, tap water, baking soda solution, liquid soap, Jik bleach) can be systematically categorised as acid, base/alkali, or neutral based on their colours with universal indicator, litmus, phenolphthalein, and methyl orange.</w:t>
             </w:r>
           </w:p>
         </w:tc>
@@ -745,7 +745,7 @@
                 <w:sz w:val="18"/>
                 <w:szCs w:val="18"/>
               </w:rPr>
-              <w:t xml:space="preserve">Students learned the observable properties of acids (sour taste, turn blue litmus red, turn phenolphthalein colourless, turn methyl orange red, turn universal indicator red/orange/yellow) and bases/alkalis (bitter taste, slippery feel, turn red litmus blue, turn phenolphthalein pink/magenta, turn methyl orange yellow, turn universal indicator blue/green/purple). They also learned the distinction between a BASE (any substance that neutralises an acid) and an ALKALI (a base that dissolves in water). Pedagogical note: Use the mnemonic 'BRAT bases: Bitter, Red-litmus-blue, Alkali dissolves, Turn-phenolphthalein-pink' to help retention.</w:t>
+              <w:t xml:space="preserve">Acids are sour, turn litmus red, turn phenolphthalein colourless, and turn methyl orange red. Bases (alkalis in solution) are bitter and slippery, turn litmus blue, turn phenolphthalein pink, and turn methyl orange yellow. Neutral substances (like clean tap water) do not change indicator colours in either direction. Common Kenyan substances — including Stoney Tangawizi, lemon juice, and stomach acid (which helps digest ugali and other foods) — are acids, while liquid soap, Jik bleach, and baking soda (used in mandazi) are bases. Indicators are tools that reveal whether a substance is acidic, basic, or neutral through predictable colour changes.</w:t>
             </w:r>
           </w:p>
         </w:tc>
@@ -777,7 +777,7 @@
                 <w:sz w:val="18"/>
                 <w:szCs w:val="18"/>
               </w:rPr>
-              <w:t xml:space="preserve">The different indicator colours are explained by the different ions each type of solution contains. Acids contain an excess of H⁺ ions; bases/alkalis contain an excess of OH⁻ ions. These ions interact with the indicator molecule in opposite ways, producing opposite colour shifts. This connects directly to the driving question: the 'invisible property' that makes lemon juice turn red and soap turn blue is the type and relative amount of ions present. Pedagogical note: Return to the anchor chart and add the property columns; ask students to update their DQB sticky notes.</w:t>
+              <w:t xml:space="preserve">Students cannot yet explain WHY acids and bases cause indicator colour changes at the particle level — this requires understanding what dissolved particles in acids and bases actually are, which will be investigated beginning in Lesson 3 through the Arrhenius definition and the concept of ions.</w:t>
             </w:r>
           </w:p>
         </w:tc>
@@ -862,7 +862,7 @@
                 <w:sz w:val="18"/>
                 <w:szCs w:val="18"/>
               </w:rPr>
-              <w:t xml:space="preserve">Students observed a teacher-led demonstration of electrical conductivity: dilute HCl, dilute NaOH, ethanoic acid, and distilled water were each connected to a simple conductivity circuit (bulb/LED). Students recorded which solutions lit the bulb brightly, dimly, or not at all, and discussed what this implies about the presence of charged particles (ions) in solution. Pedagogical note: If a conductivity kit is unavailable, a PhET simulation or a video of the demonstration is an acceptable substitute for offline use on ARES.</w:t>
+              <w:t xml:space="preserve">We observed — using diagrams and equations — that when HCl and H2SO4 dissolve in water they release H+ ions, and when NaOH and Ca(OH)2 dissolve in water they release OH- ions. We revisited the eight cups from Lesson 1 and connected their colours to the presence of these specific ions.</w:t>
             </w:r>
           </w:p>
         </w:tc>
@@ -894,7 +894,7 @@
                 <w:sz w:val="18"/>
                 <w:szCs w:val="18"/>
               </w:rPr>
-              <w:t xml:space="preserve">Students learned the Arrhenius definitions: an ACID is a substance that produces H⁺ ions (protons) when dissolved in water; a BASE is a substance that produces OH⁻ ions when dissolved in water. They practised writing dissociation equations for common acids (HCl → H⁺ + Cl⁻; H₂SO₄ → 2H⁺ + SO₄²⁻; CH₃COOH ⇌ H⁺ + CH₃COO⁻) and bases (NaOH → Na⁺ + OH⁻; Ca(OH)₂ → Ca²⁺ + 2OH⁻). Pedagogical note: Highlight the difference between the arrow (→) for complete dissociation and the equilibrium arrows (⇌) for partial dissociation — this foreshadows Lesson 9.</w:t>
+              <w:t xml:space="preserve">We learned the Arrhenius definitions: an acid produces H+ ions in aqueous solution; a base produces OH- ions in aqueous solution. We learned to write ionisation equations for HCl, H2SO4, NaOH, and Ca(OH)2, and we learned the terms monoprotic and diprotic.</w:t>
             </w:r>
           </w:p>
         </w:tc>
@@ -926,7 +926,7 @@
                 <w:sz w:val="18"/>
                 <w:szCs w:val="18"/>
               </w:rPr>
-              <w:t xml:space="preserve">The Arrhenius model explains WHY acids and bases behave differently: the H⁺ ions from acids interact with indicators one way; the OH⁻ ions from bases interact the other way. This is the 'invisible property' the driving question refers to. Conductivity proves the ions are real — the brighter the bulb, the more ions in solution. Connect to Kenyan context: the hydrochloric acid in a student's stomach (gastric acid) is producing H⁺ ions right now, enabling digestion of ugali and nyama choma. Pedagogical note: Cold-call at least 5 students to write one dissociation equation on the board; provide wait time of at least 10 seconds before accepting answers.</w:t>
+              <w:t xml:space="preserve">We can now explain why the cups in Lesson 1 turned different colours: the cups that turned red or orange contained substances that release H+ ions (like lemon juice and Stoney Tangawizi), while the cups that turned blue or purple contained substances that release OH- ions (like liquid soap and Jik). The Arrhenius model gives us particle-level explanatory power over the phenomenon we observed on Day 1.</w:t>
             </w:r>
           </w:p>
         </w:tc>
@@ -1011,7 +1011,7 @@
                 <w:sz w:val="18"/>
                 <w:szCs w:val="18"/>
               </w:rPr>
-              <w:t xml:space="preserve">Students carried out a structured practical: they systematically tested a range of solutions (lemon juice, milk, bicarbonate solution, dilute HCl, dilute NaOH, Omo soap solution, black tea, Dettol diluted) with blue litmus, red litmus, phenolphthalein, and methyl orange. Results were recorded in a colour-coded class table. Pedagogical note: Pre-prepare dropper bottles labelled in Swahili and English to reinforce bilingual science literacy. Ensure each group has a results table with space for a written conclusion.</w:t>
+              <w:t xml:space="preserve">Students tested seven familiar Kenyan liquids — lemon juice, vinegar (siki), baking soda solution, liquid soap solution, tap water, black tea (chai), and cow's milk — against red litmus, blue litmus, phenolphthalein, and methyl orange indicators. They recorded specific colour changes for each solution-indicator combination and classified each liquid as acid, base, or neutral.</w:t>
             </w:r>
           </w:p>
         </w:tc>
@@ -1043,7 +1043,7 @@
                 <w:sz w:val="18"/>
                 <w:szCs w:val="18"/>
               </w:rPr>
-              <w:t xml:space="preserve">Students learned the specific, testable colour changes for each indicator: (1) Litmus — acids turn blue litmus RED, bases turn red litmus BLUE, neutral leaves both unchanged. (2) Phenolphthalein — colourless in acids and neutral, PINK/MAGENTA in bases. (3) Methyl orange — RED in acids, YELLOW in bases, ORANGE near neutral. They also reinforced that universal indicator gives a continuous colour spectrum (red → orange → yellow → green → blue → purple) corresponding to increasing basicity. Pedagogical note: The practical data from this lesson feeds directly into Lesson 8 (pH scale); keep class data tables posted for reference.</w:t>
+              <w:t xml:space="preserve">Acids turn blue litmus red (red litmus stays red), turn phenolphthalein colourless, and turn methyl orange red. Bases turn red litmus blue (blue litmus stays blue), turn phenolphthalein pink/magenta, and turn methyl orange yellow. Neutral substances produce no litmus colour change, leave phenolphthalein colourless, and leave methyl orange orange-yellow. Common Kenyan everyday liquids can be reliably classified using these indicator colour rules.</w:t>
             </w:r>
           </w:p>
         </w:tc>
@@ -1075,7 +1075,7 @@
                 <w:sz w:val="18"/>
                 <w:szCs w:val="18"/>
               </w:rPr>
-              <w:t xml:space="preserve">Each indicator has a different pH range over which it changes colour (its 'transition range'). Litmus changes around pH 7, methyl orange around pH 3–4, phenolphthalein around pH 8–10. Because different indicators change at different pH values, no single indicator tells the full story — universal indicator or a pH meter is needed for precise measurement. This explains why a farmer in Kericho testing tea-farm soil might use universal indicator rather than litmus alone. Pedagogical note: Link back to the driving question — the 'different colours' in the phenomenon are produced by these exact indicator–ion interactions.</w:t>
+              <w:t xml:space="preserve">The colour changes produced by commercial indicators in acidic and basic solutions follow a consistent, reproducible pattern. This pattern allows scientists — and students — to classify any unknown solution as an acid, a base, or neutral without tasting or smelling it. The familiar cups from the school canteen phenomenon can now be classified by their indicator behaviour, revealing that invisible dissolved particles in everyday liquids have measurable, testable properties. However, today's experiment tells us only WHAT a substance is (acid or base), not HOW STRONGLY acidic or basic it is, nor HOW it will react chemically — these questions drive the next phase of our investigation.</w:t>
             </w:r>
           </w:p>
         </w:tc>
@@ -1160,7 +1160,7 @@
                 <w:sz w:val="18"/>
                 <w:szCs w:val="18"/>
               </w:rPr>
-              <w:t xml:space="preserve">Students observed (live demo or video) two reactions: (1) zinc granules or magnesium ribbon added to dilute HCl — effervescence observed, burning splint test confirms hydrogen gas; (2) dilute HCl added dropwise to NaOH solution containing phenolphthalein — pink colour gradually disappears as neutralisation proceeds. Pedagogical note: The burning splint 'squeaky pop' test for H₂ is memorable and should be done live if possible; it becomes a long-term memory anchor for acid-metal reactions.</w:t>
+              <w:t xml:space="preserve">Students observed: (1) vigorous or moderate bubbling when dilute HCl and H₂SO₄ were added to zinc and magnesium ribbon; (2) a 'pop' sound confirming the production of hydrogen gas when a lit splint was held at the mouth of the test tube; (3) the solution in the acid + metal test tube becoming slightly warm; (4) phenolphthalein indicator remaining colourless in dilute HCl, then turning pink permanently at the endpoint when dilute NaOH was added dropwise; (5) the corroded whitish-grey deposits on a car battery terminal and rust on a corrugated iron roofing sheet — both connected to acid reactivity.</w:t>
             </w:r>
           </w:p>
         </w:tc>
@@ -1192,7 +1192,7 @@
                 <w:sz w:val="18"/>
                 <w:szCs w:val="18"/>
               </w:rPr>
-              <w:t xml:space="preserve">Students learned that: (1) Acids react with metals (zinc, magnesium, iron) to produce a SALT and HYDROGEN GAS. Balanced equation example: Zn(s) + 2HCl(aq) → ZnCl₂(aq) + H₂(g); Mg(s) + H₂SO₄(aq) → MgSO₄(aq) + H₂(g). (2) Acids react with bases/alkalis (neutralisation) to produce a SALT and WATER ONLY. Balanced equation: HCl(aq) + NaOH(aq) → NaCl(aq) + H₂O(l). Ionic equation: H⁺(aq) + OH⁻(aq) → H₂O(l). Pedagogical note: Emphasise that the ionic equation for neutralisation is ALWAYS H⁺ + OH⁻ → H₂O regardless of the specific acid or base used.</w:t>
+              <w:t xml:space="preserve">Students learned that: (1) acids react with metals (zinc, magnesium) to produce a salt and hydrogen gas — the balanced molecular equation for Zn + HCl is Zn(s) + 2HCl(aq) → ZnCl₂(aq) + H₂(g) and the net ionic equation is Zn(s) + 2H⁺(aq) → Zn²⁺(aq) + H₂(g); (2) hydrogen gas is identified by the 'pop' sound of a lit splint — not by sight alone; (3) acids react with bases in a neutralisation reaction to produce a salt and water — the net ionic equation H⁺(aq) + OH⁻(aq) → H₂O(l) shows it is the H⁺ and OH⁻ ions that react; (4) phenolphthalein is a reliable endpoint indicator for acid–base neutralisation; (5) the chemical reactivity of acids with metals explains real-world phenomena such as corroded battery terminals and structural metal degradation.</w:t>
             </w:r>
           </w:p>
         </w:tc>
@@ -1224,7 +1224,7 @@
                 <w:sz w:val="18"/>
                 <w:szCs w:val="18"/>
               </w:rPr>
-              <w:t xml:space="preserve">In acid-metal reactions, the H⁺ ions from the acid oxidise the metal, releasing hydrogen gas and forming metal ions that combine with the acid's anion to form a salt. In neutralisation, H⁺ and OH⁻ ions combine to form water, removing both from solution and producing a neutral (or near-neutral) result. Kenyan context: a farmer in the Rift Valley adding lime (Ca(OH)₂) to acidic soil is performing a large-scale neutralisation reaction — the same ionic chemistry, applied to food security. Pedagogical note: Ask students to predict (with wait time ≥10 s) what gas would be produced if magnesium were used instead of zinc — cold-call 3 students before confirming.</w:t>
+              <w:t xml:space="preserve">The colour-changing canteen cups from the anchoring phenomenon now reveal more than just indicator colours — the cups containing acidic liquids (lemon juice, Stoney Tangawizi, black tea) contain H⁺ ions that can react with metals and be neutralised by OH⁻ ions. The H⁺ ion is the active particle responsible for both the colour changes seen in Lessons 1–4 AND the chemical reactivities observed today. The corroded car battery terminal is explained by H₂SO₄ (battery acid) reacting with the metal terminals via the acid + metal reaction. Neutralisation explains why antacids (bases) relieve stomach acidity — the OH⁻ or carbonate ions in the antacid neutralise the excess HCl produced by the stomach, reducing H⁺ concentration and relieving discomfort. Every 'invisible property' we uncover brings us closer to a complete answer to the driving question.</w:t>
             </w:r>
           </w:p>
         </w:tc>
@@ -1309,7 +1309,7 @@
                 <w:sz w:val="18"/>
                 <w:szCs w:val="18"/>
               </w:rPr>
-              <w:t xml:space="preserve">Students observed (practical or demo): (1) dilute HCl added to marble chips (CaCO₃) — vigorous effervescence, limewater turned milky confirming CO₂; (2) dilute HCl added to bicarbonate of soda (NaHCO₃) — effervescence, limewater test again confirms CO₂; (3) dilute HCl added to copper(II) oxide (CuO) powder with gentle heating — black powder dissolves to give blue/green copper(II) chloride solution. Pedagogical note: The limewater test for CO₂ (Ca(OH)₂ + CO₂ → CaCO₃ + H₂O, milky precipitate) is a KICD-required practical skill; ensure every student records and can recall it.</w:t>
+              <w:t xml:space="preserve">Students observed that: (1) when dilute HCl was added to marble chips (CaCO₃), vigorous fizzing/effervescence occurred at the marble surface, the marble chips gradually dissolved and became smaller, and the gas produced turned limewater from clear to milky white; (2) when dilute HCl was added to baking soda (NaHCO₃), very rapid effervescence occurred (faster than with marble chips), the powder dissolved quickly into solution, and the gas again turned limewater milky white; (3) in both cases the limewater test confirmed the gas was carbon dioxide (CO₂).</w:t>
             </w:r>
           </w:p>
         </w:tc>
@@ -1341,7 +1341,7 @@
                 <w:sz w:val="18"/>
                 <w:szCs w:val="18"/>
               </w:rPr>
-              <w:t xml:space="preserve">Students learned that: (1) Acid + metal carbonate → salt + water + CO₂. Example: 2HCl(aq) + CaCO₃(s) → CaCl₂(aq) + H₂O(l) + CO₂(g). (2) Acid + metal hydrogen carbonate → salt + water + CO₂. Example: HCl(aq) + NaHCO₃(aq) → NaCl(aq) + H₂O(l) + CO₂(g). (3) Acid + metal oxide → salt + water. Example: H₂SO₄(aq) + CuO(s) → CuSO₄(aq) + H₂O(l). Pedagogical note: Students often confuse carbonate and hydrogen carbonate reactions — both produce CO₂, both produce water, but stoichiometry differs; use side-by-side equation display.</w:t>
+              <w:t xml:space="preserve">Students learned that: (1) acids react with metal carbonates to produce a salt, water, and carbon dioxide gas — e.g., 2HCl + CaCO₃ → CaCl₂ + H₂O + CO₂; (2) acids react with metal hydrogen carbonates to produce a salt, water, and carbon dioxide gas — e.g., HCl + NaHCO₃ → NaCl + H₂O + CO₂; (3) the standard test for CO₂ is to bubble the gas through limewater — a milky precipitate of calcium carbonate (CaCO₃) confirms CO₂; (4) these reactions explain why Kericho farmers add lime to acidic soils (neutralises excess acid, releases CO₂) and why battery acid (H₂SO₄) can corrode carbonate-containing materials at Mombasa port; (5) combining evidence from Lessons 4, 5, and 6, acids react with four types of substances — metals, metal oxides, metal carbonates, and metal hydrogen carbonates — each producing a salt, and each producing specific additional products (H₂ gas, water, or water + CO₂).</w:t>
             </w:r>
           </w:p>
         </w:tc>
@@ -1373,7 +1373,7 @@
                 <w:sz w:val="18"/>
                 <w:szCs w:val="18"/>
               </w:rPr>
-              <w:t xml:space="preserve">The CO₂ produced in carbonate/hydrogen carbonate reactions comes from the carbonate ion (CO₃²⁻ or HCO₃⁻) reacting with H⁺ ions: 2H⁺ + CO₃²⁻ → H₂O + CO₂. This is directly relevant to Kenyan daily life: the fizz in soda (carbonic acid H₂CO₃ releasing CO₂), antacid tablets (NaHCO₃ neutralising excess stomach acid), and baking mandazi (NaHCO₃ + acid in batter → CO₂ bubbles that make the dough rise). Pedagogical note: Connect to the driving question — 'why does it matter for our health?' — antacids are a direct answer; have students update the DQB.</w:t>
+              <w:t xml:space="preserve">Students can now explain that: (1) H⁺ ions from the acid attack the carbonate ion (CO₃²⁻), forming unstable carbonic acid (H₂CO₃) which immediately decomposes into water and carbon dioxide gas — this is why fizzing is observed; (2) the more reactive or finely divided the carbonate, the faster the reaction (explaining why powdered NaHCO₃ reacts faster than solid marble chips); (3) the CO₂ gas produced during the Stoney Tangawizi carbonation process is related to the same chemistry — carbonic acid (H₂CO₃) dissolved under pressure; (4) returning to the canteen phenomenon: the acidic cups (lemon juice, Stoney Tangawizi, black tea, and the soft drink) would all react with carbonates and hydrogen carbonates — explaining both their indicator colours and their real-world chemical behaviour in contexts like digestion, agriculture, and industry.</w:t>
             </w:r>
           </w:p>
         </w:tc>
@@ -1458,7 +1458,7 @@
                 <w:sz w:val="18"/>
                 <w:szCs w:val="18"/>
               </w:rPr>
-              <w:t xml:space="preserve">Students reviewed all practical data collected in Lessons 5 and 6, completed a structured summary table (reaction type | reactants | products | test for gas/product | balanced equation | Kenyan example), and then participated in a 'reaction-type card sort' — matching reactant cards to product cards and equation cards. Pedagogical note: The card sort is a high-engagement retrieval practice activity; circulate and listen for misconceptions, especially confusion between 'salt' (ionic compound) and table salt (NaCl specifically).</w:t>
+              <w:t xml:space="preserve">In the Gallery Walk (Phase 2), students revisited evidence from all six prior lessons: the rainbow of indicator colours produced by the eight canteen liquids (lemon juice = red, Stoney Tangawizi = orange-red, chai = orange, milk = yellow-green, tap water = green, baking soda = blue, liquid soap = blue-violet, Jik = purple); the results of reactions of HCl with zinc metal (effervescence, squeaky pop confirms H₂), with marble chips/sodium carbonate (effervescence, limewater turns milky confirms CO₂), with copper oxide (black solid dissolves in blue solution), and with NaOH solution (no visible change — neutralisation); and the indicator behaviour of bases. In Phase 3, the teacher demonstrated the CO₂ limewater test and the H₂ burning splint test live, adding fresh direct observation to consolidate prior learning.</w:t>
             </w:r>
           </w:p>
         </w:tc>
@@ -1490,7 +1490,7 @@
                 <w:sz w:val="18"/>
                 <w:szCs w:val="18"/>
               </w:rPr>
-              <w:t xml:space="preserve">Students consolidated the four chemical reaction types of acids: (1) Acid + Metal → Salt + H₂; (2) Acid + Base/Alkali → Salt + H₂O (neutralisation); (3) Acid + Metal Carbonate → Salt + H₂O + CO₂; (4) Acid + Metal Oxide → Salt + H₂O. They also practised naming salts from given acid-base pairs (HCl → chlorides; H₂SO₄ → sulfates; HNO₃ → nitrates; CH₃COOH → ethanoates). Pedagogical note: Salt naming is a frequent exam error; insist on the rule 'name the metal first, then the acid-derived anion' and give at least 6 varied examples.</w:t>
+              <w:t xml:space="preserve">Students learned that all four types of acid reactions — acid + metal, acid + carbonate, acid + metal oxide, and acid + alkali (neutralisation) — can be unified under the Arrhenius definition: in every case, H⁺ ions from the acid are the active chemical agent. They learned the generalised word and symbol equations and observable evidence for each reaction type, including the specific gas tests. They learned that bases are characterised by OH⁻ ions (Arrhenius), react with acids in neutralisation (H⁺ + OH⁻ → H₂O), and produce distinctive colour changes in indicators opposite to those of acids. Students consolidated knowledge that the colour of each canteen cup in the phenomenon is causally determined by the concentration of H⁺ or OH⁻ ions — not by appearance, taste, or smell alone.</w:t>
             </w:r>
           </w:p>
         </w:tc>
@@ -1522,7 +1522,7 @@
                 <w:sz w:val="18"/>
                 <w:szCs w:val="18"/>
               </w:rPr>
-              <w:t xml:space="preserve">All four reaction types share the common theme: H⁺ ions from the acid react with another species (metal atoms, OH⁻ ions, CO₃²⁻/HCO₃⁻ ions, or O²⁻ ions from metal oxides) and are consumed, producing a neutral or basic product. This unified model — 'acids react by donating H⁺ ions' — is the Brønsted-Lowry view (introduced conceptually without formal labelling at this stage). Kenyan connection: the four reaction types map directly onto real Kenyan scenarios — stomach digestion, soil liming, mandazi baking, and industrial fertiliser production (H₂SO₄ + NH₃ → ammonium sulfate fertiliser used on Kenyan maize farms). Pedagogical note: Update the class cumulative model diagram on the wall.</w:t>
+              <w:t xml:space="preserve">Students constructed a Graphic Summary Model synthesising all chemical properties of acids and bases onto one structured visual. They explicitly explained that the eight canteen cups turn different colours because they contain different concentrations of H⁺ or OH⁻ ions: liquids with high H⁺ concentration (lemon juice, Stoney Tangawizi) produce red/orange colours because they have low pH; liquids with high OH⁻ concentration (Jik, liquid soap) produce blue/purple colours because they have high pH; tap water, with equal H⁺ and OH⁻, produces green (neutral, pH 7). Students explained the neutralisation reaction between stomach acid (HCl, producing H⁺) and antacid medication (a base, producing OH⁻) as a real-world application. They updated the Driving Question Board to mark Column 2 (chemical properties) as substantially answered, and generated new questions about acid/base STRENGTH targeting Lessons 8–9.</w:t>
             </w:r>
           </w:p>
         </w:tc>
@@ -1607,7 +1607,7 @@
                 <w:sz w:val="18"/>
                 <w:szCs w:val="18"/>
               </w:rPr>
-              <w:t xml:space="preserve">Students used universal indicator solution (or pH paper) to measure the approximate pH of a curated set of Kenyan liquids: lemon juice, uji (fermented porridge), black tea, milk, tap water (Nairobi), bicarbonate solution, soap solution, and dilute bleach/Jik. Results were ranked on a 0–14 number line drawn on the board. Pedagogical note: If pH meters are available, use them alongside indicator to show agreement — this builds confidence in both methods. If neither is available, the ARES offline simulation of pH testing is an acceptable substitute.</w:t>
+              <w:t xml:space="preserve">Students measured the pH of eight Kenyan everyday liquids using pH indicator paper and universal indicator solution, and recorded the colour changes and approximate pH values for each solution. They also received reference pH data for six additional Kenyan real-world liquids including stomach acid, lime juice used in Mombasa cooking, Lake Magadi water, and Kericho tea farm soil runoff.</w:t>
             </w:r>
           </w:p>
         </w:tc>
@@ -1639,7 +1639,7 @@
                 <w:sz w:val="18"/>
                 <w:szCs w:val="18"/>
               </w:rPr>
-              <w:t xml:space="preserve">Students learned that pH is a numerical scale from 0–14 measuring relative H⁺ ion concentration in solution. pH &lt; 7 = acidic; pH = 7 = neutral; pH &gt; 7 = basic/alkaline. They learned that the scale is LOGARITHMIC — each unit represents a 10-fold change in H⁺ concentration (a pH 3 solution has 10× more H⁺ than a pH 4 solution). They matched the Kenyan liquids tested to approximate pH values and described health/agricultural significance of each. Pedagogical note: The logarithmic nature is conceptually challenging — use the analogy of decibels (loudness) or the Richter scale (earthquakes near Nairobi) to build intuition without requiring logarithm calculations at this stage.</w:t>
+              <w:t xml:space="preserve">Students learned that pH is a numerical scale from 0 to 14 that measures the relative concentration of H+ ions in a solution. A pH below 7 indicates an acidic solution, pH 7 indicates a neutral solution, and pH above 7 indicates a basic solution. Each step on the pH scale represents approximately a tenfold change in H+ ion concentration. Universal indicator shows a continuous colour spectrum that allows finer discrimination between solutions than litmus alone.</w:t>
             </w:r>
           </w:p>
         </w:tc>
@@ -1671,7 +1671,7 @@
                 <w:sz w:val="18"/>
                 <w:szCs w:val="18"/>
               </w:rPr>
-              <w:t xml:space="preserve">pH explains the 'invisible property' at the heart of the driving question in a quantitative way. The colour changes observed in Lesson 1 were not random — they mapped onto specific pH values: lemon juice (pH ~2, red), black tea (pH ~5, orange-yellow), water (pH ~7, green), soap (pH ~9–10, blue). Health relevance: stomach acid pH ~1.5–2 enables protein digestion; blood must stay at pH 7.35–7.45 for survival. Agricultural relevance: maize grows best at pH 5.5–7.0; tea at pH 4.5–6.0 in Kericho; soil pH outside these ranges reduces crop yields. Environmental relevance: acid rain (pH ~4–5) acidifies Lake Victoria's tributaries, threatening tilapia. Pedagogical note: Have students answer the driving question partially in writing — collect as a formative assessment.</w:t>
+              <w:t xml:space="preserve">Students used their pH data to explain why the eight canteen cups from the Lesson 1 phenomenon turned different colours: each colour corresponds to a specific pH value that reflects the relative concentration of H+ ions in that liquid. They connected pH measurement back to the Arrhenius definition by explaining that substances with more H+ ions in solution have lower pH values and produce redder colours with universal indicator, while substances with more OH- ions have higher pH values and produce bluer or violet colours. They updated the Driving Question Board with a new focused question about what the pH number reveals about the strength — not just the presence — of an acid or base.</w:t>
             </w:r>
           </w:p>
         </w:tc>
@@ -1756,7 +1756,7 @@
                 <w:sz w:val="18"/>
                 <w:szCs w:val="18"/>
               </w:rPr>
-              <w:t xml:space="preserve">Students observed a teacher demonstration comparing equal concentrations (e.g., 0.1 mol/dm³) of HCl and ethanoic acid (vinegar) using: (1) conductivity test — HCl lights the bulb much more brightly; (2) pH paper — HCl gives pH ~1, ethanoic acid gives pH ~3; (3) rate of reaction with zinc granules — HCl reacts much faster. Pedagogical note: This trio of observations powerfully demonstrates that same concentration ≠ same strength; students often hold the misconception that 'more concentrated = stronger acid' — this lesson directly confronts it.</w:t>
+              <w:t xml:space="preserve">From our Lesson 8 pH data, two acids at the same concentration gave different pH readings: hydrochloric acid gave pH 1 while ethanoic acid (vinegar) gave approximately pH 3, and two bases at the same concentration gave different pH readings: sodium hydroxide gave pH 13 while ammonia solution gave approximately pH 11. These differences could not be explained by concentration alone.</w:t>
             </w:r>
           </w:p>
         </w:tc>
@@ -1788,7 +1788,7 @@
                 <w:sz w:val="18"/>
                 <w:szCs w:val="18"/>
               </w:rPr>
-              <w:t xml:space="preserve">Students learned the distinction between STRONG and WEAK acids/bases. Strong acids (HCl, H₂SO₄, HNO₃) and strong bases (NaOH, KOH, Ca(OH)₂) dissociate COMPLETELY in aqueous solution, producing the maximum possible H⁺ or OH⁻ ion concentration for a given concentration. Weak acids (ethanoic acid CH₃COOH, carbonic acid H₂CO₃, citric acid in lemon juice) and weak bases (NH₃ solution, NaHCO₃) dissociate only PARTIALLY, represented by equilibrium arrows (⇌). They used the terms DEGREE OF DISSOCIATION and understood that strength (strong/weak) and concentration (mol/dm³) are independent variables. Pedagogical note: Insist students practise saying and writing both terms together — 'concentrated weak acid' and 'dilute strong acid' are both valid and mean very different things.</w:t>
+              <w:t xml:space="preserve">Strong acids (such as HCl and H2SO4) and strong bases (such as NaOH and Ca(OH)2) ionise completely in aqueous solution, producing a high concentration of H+ or OH- ions and therefore giving pH values far from 7. Weak acids (such as ethanoic acid in vinegar, citric acid in lemon juice, and carbonic acid in Stoney Tangawizi) and weak bases (such as ammonia solution and soap) ionise only partially, producing fewer H+ or OH- ions and giving pH values closer to 7. The degree of ionisation is shown by a one-directional arrow for strong acids and bases and a reversible double arrow for weak acids and bases.</w:t>
             </w:r>
           </w:p>
         </w:tc>
@@ -1820,7 +1820,7 @@
                 <w:sz w:val="18"/>
                 <w:szCs w:val="18"/>
               </w:rPr>
-              <w:t xml:space="preserve">The tea farms of Kericho and Limuru require soil pH of 4.5–6.0. A weak acid like tannic acid (naturally present in tea leaves) keeps the soil in this range because it only partially dissociates — it acts as a pH buffer. If a strong acid like H₂SO₄ from acid rain entered the soil at the same concentration, it would fully dissociate and crash the pH, destroying the crop. This is why the distinction between strong and weak acids matters for Kenyan agriculture. Pedagogical note: Cold-call at least 4 students to explain in their own words why HCl and CH₃COOH at equal concentration have different pH values — accept and refine student language before giving the formal explanation.</w:t>
+              <w:t xml:space="preserve">The different colours produced in the eight cups of the anchoring phenomenon reflect not only whether a substance is an acid or base, but also how strongly it ionises. The lemon juice turned orange-red rather than deep red because citric acid is a weak acid that ionises partially, producing fewer H+ ions and a higher pH than a strong acid at similar concentration. The Jik bleach turned deep purple-blue because NaOH is a strong base that ionises completely, producing a very high OH- concentration and a pH well above 7. In Kericho, soil acidity caused by weak organic acids is still damaging at pH 4.2 because even partial ionisation of many acid molecules accumulates enough H+ ions to harm tea plant roots, and farmers apply calcium hydroxide (a strong base) to neutralise this acidity through the neutralisation reaction studied in Lesson 5.</w:t>
             </w:r>
           </w:p>
         </w:tc>
@@ -1905,7 +1905,7 @@
                 <w:sz w:val="18"/>
                 <w:szCs w:val="18"/>
               </w:rPr>
-              <w:t xml:space="preserve">Students reviewed all experimental data, indicator results, pH measurements, reaction products, and model diagrams collected across all 10 lessons. They then completed a final 'Uses Gallery Walk': posters around the room linked specific acids and bases (with pH values and reaction types) to Kenyan health, agricultural, industrial, and environmental contexts. Pedagogical note: The Gallery Walk should include at least 6 stations — stomach acid/digestion, soil liming, food preservation (citric acid in mango/passion fruit), industrial manufacture (H₂SO₄ in battery acid for matatu fleets), cleaning products (NaOH in soap), and water treatment (chlorine/Cl₂ acidifies water for Nairobi Water Works).</w:t>
+              <w:t xml:space="preserve">Students watched a video showing Kenyan contexts — a Kericho tea farmer applying agricultural lime to acidic soil, a Nairobi garage mechanic using sulphuric acid in a car battery, a Mombasa pharmacist describing antacid tablets, a soft-drinks factory producing carbonic acid in Stoney Tangawizi, and a Kisumu soap-making cooperative using sodium hydroxide. Students also observed the eight-cup universal indicator demonstration (via projected image callback from Lesson 1), noting the full colour spectrum from red (lemon juice, pH ~2) through green (tap water, pH ~7) to purple (Jik bleach, pH ~12–13).</w:t>
             </w:r>
           </w:p>
         </w:tc>
@@ -1937,7 +1937,7 @@
                 <w:sz w:val="18"/>
                 <w:szCs w:val="18"/>
               </w:rPr>
-              <w:t xml:space="preserve">Students learned the major uses of acids and bases in Kenyan daily life: HCl (pH ~1–2) in gastric juice digests proteins in ugali, beans, and nyama choma; carbonic acid (H₂CO₃, pH ~4–5) gives sodas their fizz and acts as a blood pH buffer; citric acid preserves passion fruit and mango juice; H₂SO₄ is used in car/matatu batteries and to manufacture fertilisers; NaOH is used to make soap and process cassava; Ca(OH)₂ (lime, pH ~12) is used by farmers to neutralise acidic soil in the Rift Valley and by Nairobi City Water to treat drinking water; NaHCO₃ (pH ~8.3) is used as baking powder in mandazi and as an antacid. Pedagogical note: Require students to state BOTH the acid/base name AND its pH AND the relevant reaction type for each use — surface-level recall is insufficient.</w:t>
+              <w:t xml:space="preserve">Students learned that acids and bases have wide practical uses across Kenyan life: hydrochloric acid (pH ~1–2) aids digestion in the stomach; carbonic acid gives carbonated drinks like Stoney Tangawizi their fizz (pH ~3–4); sulphuric acid powers car batteries; calcium hydroxide (agricultural lime) neutralises acidic soils in the Rift Valley to improve crop yields; sodium hydroxide is used in soap manufacture; and bases such as sodium bicarbonate and magnesium hydroxide are active ingredients in antacid medications that neutralise excess stomach acid. Students consolidated the Arrhenius definitions (acids release H⁺; bases release OH⁻), the pH scale (0–14), and the relationship between pH and universal indicator colour, and applied these to explain every colour in the eight cups from Lesson 1.</w:t>
             </w:r>
           </w:p>
         </w:tc>
@@ -1969,7 +1969,7 @@
                 <w:sz w:val="18"/>
                 <w:szCs w:val="18"/>
               </w:rPr>
-              <w:t xml:space="preserve">The driving question is now fully answered: the invisible properties are the type and concentration of H⁺ and OH⁻ ions (measurable as pH), which are produced when acids (Arrhenius: produce H⁺) or bases (Arrhenius: produce OH⁻) dissolve in water. These ions interact with indicator molecules to produce colour changes. The pH value matters for health (gastric acid, blood pH), agriculture (soil pH for maize, beans, and tea), and environment (acid rain effects on Lake Victoria and Kenyan highland rivers). In the final model, students annotate a cumulative diagram showing: indicator colour ↔ pH value ↔ ion concentration ↔ acid/base classification ↔ reaction type ↔ real-world Kenyan use. Pedagogical note: Collect final written explanations as a summative formative assessment; use the driving question as the essay prompt and assess against the three-part criterion: health, farming, and environment.</w:t>
+              <w:t xml:space="preserve">Students explained that the colour differences among the eight cups arise because each liquid contains dissolved substances that release different amounts of H⁺ or OH⁻ ions in water. Liquids with high H⁺ ion concentration (low pH) — such as lemon juice, Stoney Tangawizi, and chai — cause universal indicator to turn red, orange, or yellow. Tap water, which is neutral (pH ~7), produces a stable green colour. Liquids with high OH⁻ ion concentration (high pH) — such as baking soda solution, liquid soap, and Jik bleach — cause universal indicator to turn blue or purple. This matters for health (stomach acid, antacids), for farming (soil pH and lime application), and for the environment (industrial effluent pH and water quality in rivers like the Nairobi River).</w:t>
             </w:r>
           </w:p>
         </w:tc>
@@ -2093,7 +2093,7 @@
         </w:rPr>
         <w:t xml:space="preserve">© 2026 SeaVuria and ARES. This work is licensed under a </w:t>
       </w:r>
-      <w:hyperlink w:history="1" r:id="rId9-crmvug3o6d4o-mi7buh">
+      <w:hyperlink w:history="1" r:id="rIdth4ynjsrrvdst27-opxvc">
         <w:r>
           <w:rPr>
             <w:rFonts w:ascii="Arial" w:cs="Arial" w:eastAsia="Arial" w:hAnsi="Arial"/>
@@ -2113,7 +2113,7 @@
         </w:rPr>
         <w:t xml:space="preserve"> (</w:t>
       </w:r>
-      <w:hyperlink w:history="1" r:id="rIdebenjlflruv2dehmv5aad">
+      <w:hyperlink w:history="1" r:id="rIdcjrmmwe6gkds0o84bhfw1">
         <w:r>
           <w:rPr>
             <w:rFonts w:ascii="Arial" w:cs="Arial" w:eastAsia="Arial" w:hAnsi="Arial"/>
@@ -2133,7 +2133,7 @@
         </w:rPr>
         <w:t xml:space="preserve">). To view a copy of this license, visit </w:t>
       </w:r>
-      <w:hyperlink w:history="1" r:id="rIdmpp_8r11fyze3qh5i4bfp">
+      <w:hyperlink w:history="1" r:id="rIdkfuvzj6o47hdipz3aoypx">
         <w:r>
           <w:rPr>
             <w:rFonts w:ascii="Arial" w:cs="Arial" w:eastAsia="Arial" w:hAnsi="Arial"/>

--- a/data/outputs/v2/Chemistry/SS3.1_Acids_and_Bases/Chemistry_Acids_and_Bases_SummaryTable.docx
+++ b/data/outputs/v2/Chemistry/SS3.1_Acids_and_Bases/Chemistry_Acids_and_Bases_SummaryTable.docx
@@ -2093,7 +2093,7 @@
         </w:rPr>
         <w:t xml:space="preserve">© 2026 SeaVuria and ARES. This work is licensed under a </w:t>
       </w:r>
-      <w:hyperlink w:history="1" r:id="rIdth4ynjsrrvdst27-opxvc">
+      <w:hyperlink w:history="1" r:id="rIdvlsqvshieswoomwxnd5br">
         <w:r>
           <w:rPr>
             <w:rFonts w:ascii="Arial" w:cs="Arial" w:eastAsia="Arial" w:hAnsi="Arial"/>
@@ -2113,7 +2113,7 @@
         </w:rPr>
         <w:t xml:space="preserve"> (</w:t>
       </w:r>
-      <w:hyperlink w:history="1" r:id="rIdcjrmmwe6gkds0o84bhfw1">
+      <w:hyperlink w:history="1" r:id="rIdjqkrnl7ehicjjokr_sg1e">
         <w:r>
           <w:rPr>
             <w:rFonts w:ascii="Arial" w:cs="Arial" w:eastAsia="Arial" w:hAnsi="Arial"/>
@@ -2133,7 +2133,7 @@
         </w:rPr>
         <w:t xml:space="preserve">). To view a copy of this license, visit </w:t>
       </w:r>
-      <w:hyperlink w:history="1" r:id="rIdkfuvzj6o47hdipz3aoypx">
+      <w:hyperlink w:history="1" r:id="rIdwz_qncj_uqjidte7vo210">
         <w:r>
           <w:rPr>
             <w:rFonts w:ascii="Arial" w:cs="Arial" w:eastAsia="Arial" w:hAnsi="Arial"/>

--- a/data/outputs/v2/Chemistry/SS3.1_Acids_and_Bases/Chemistry_Acids_and_Bases_SummaryTable.docx
+++ b/data/outputs/v2/Chemistry/SS3.1_Acids_and_Bases/Chemistry_Acids_and_Bases_SummaryTable.docx
@@ -2093,7 +2093,7 @@
         </w:rPr>
         <w:t xml:space="preserve">© 2026 SeaVuria and ARES. This work is licensed under a </w:t>
       </w:r>
-      <w:hyperlink w:history="1" r:id="rIdvlsqvshieswoomwxnd5br">
+      <w:hyperlink w:history="1" r:id="rId7ormpo7pp6ofm4spvmscb">
         <w:r>
           <w:rPr>
             <w:rFonts w:ascii="Arial" w:cs="Arial" w:eastAsia="Arial" w:hAnsi="Arial"/>
@@ -2113,7 +2113,7 @@
         </w:rPr>
         <w:t xml:space="preserve"> (</w:t>
       </w:r>
-      <w:hyperlink w:history="1" r:id="rIdjqkrnl7ehicjjokr_sg1e">
+      <w:hyperlink w:history="1" r:id="rIdd0t_mkpf1nqitm_0omutg">
         <w:r>
           <w:rPr>
             <w:rFonts w:ascii="Arial" w:cs="Arial" w:eastAsia="Arial" w:hAnsi="Arial"/>
@@ -2133,7 +2133,7 @@
         </w:rPr>
         <w:t xml:space="preserve">). To view a copy of this license, visit </w:t>
       </w:r>
-      <w:hyperlink w:history="1" r:id="rIdwz_qncj_uqjidte7vo210">
+      <w:hyperlink w:history="1" r:id="rIdmlcftahusm1uh8h24fnye">
         <w:r>
           <w:rPr>
             <w:rFonts w:ascii="Arial" w:cs="Arial" w:eastAsia="Arial" w:hAnsi="Arial"/>

--- a/data/outputs/v2/Chemistry/SS3.1_Acids_and_Bases/Chemistry_Acids_and_Bases_SummaryTable.docx
+++ b/data/outputs/v2/Chemistry/SS3.1_Acids_and_Bases/Chemistry_Acids_and_Bases_SummaryTable.docx
@@ -1820,7 +1820,7 @@
                 <w:sz w:val="18"/>
                 <w:szCs w:val="18"/>
               </w:rPr>
-              <w:t xml:space="preserve">The different colours produced in the eight cups of the anchoring phenomenon reflect not only whether a substance is an acid or base, but also how strongly it ionises. The lemon juice turned orange-red rather than deep red because citric acid is a weak acid that ionises partially, producing fewer H+ ions and a higher pH than a strong acid at similar concentration. The Jik bleach turned deep purple-blue because NaOH is a strong base that ionises completely, producing a very high OH- concentration and a pH well above 7. In Kericho, soil acidity caused by weak organic acids is still damaging at pH 4.2 because even partial ionisation of many acid molecules accumulates enough H+ ions to harm tea plant roots, and farmers apply calcium hydroxide (a strong base) to neutralise this acidity through the neutralisation reaction studied in Lesson 5.</w:t>
+              <w:t xml:space="preserve">The different colours produced in the eight cups of the anchoring phenomenon reflect not only whether a substance is an acid or base, but also how strongly it ionises. The lemon juice turned orange-red rather than deep red because citric acid is a weak acid that ionises partially, producing fewer H+ ions and a higher pH than a strong acid at similar concentration. The Jik bleach (sodium hypochlorite solution containing a little NaOH) turned deep purple-blue because NaOH is a strong base that ionises completely, producing a very high OH- concentration and a pH well above 7. In Kericho, soil acidity caused by weak organic acids is still damaging at pH 4.2 because even partial ionisation of many acid molecules accumulates enough H+ ions to harm tea plant roots, and farmers apply calcium hydroxide (a strong base) to neutralise this acidity through the neutralisation reaction studied in Lesson 5.</w:t>
             </w:r>
           </w:p>
         </w:tc>
@@ -2093,7 +2093,7 @@
         </w:rPr>
         <w:t xml:space="preserve">© 2026 SeaVuria and ARES. This work is licensed under a </w:t>
       </w:r>
-      <w:hyperlink w:history="1" r:id="rId7ormpo7pp6ofm4spvmscb">
+      <w:hyperlink w:history="1" r:id="rIdmh9xuknhfa1n74-j5xvsf">
         <w:r>
           <w:rPr>
             <w:rFonts w:ascii="Arial" w:cs="Arial" w:eastAsia="Arial" w:hAnsi="Arial"/>
@@ -2113,7 +2113,7 @@
         </w:rPr>
         <w:t xml:space="preserve"> (</w:t>
       </w:r>
-      <w:hyperlink w:history="1" r:id="rIdd0t_mkpf1nqitm_0omutg">
+      <w:hyperlink w:history="1" r:id="rIdgbb6iwzramlfjlrloa6yu">
         <w:r>
           <w:rPr>
             <w:rFonts w:ascii="Arial" w:cs="Arial" w:eastAsia="Arial" w:hAnsi="Arial"/>
@@ -2133,7 +2133,7 @@
         </w:rPr>
         <w:t xml:space="preserve">). To view a copy of this license, visit </w:t>
       </w:r>
-      <w:hyperlink w:history="1" r:id="rIdmlcftahusm1uh8h24fnye">
+      <w:hyperlink w:history="1" r:id="rIde-y_lh2kqfph8owc60etk">
         <w:r>
           <w:rPr>
             <w:rFonts w:ascii="Arial" w:cs="Arial" w:eastAsia="Arial" w:hAnsi="Arial"/>

--- a/data/outputs/v2/Chemistry/SS3.1_Acids_and_Bases/Chemistry_Acids_and_Bases_SummaryTable.docx
+++ b/data/outputs/v2/Chemistry/SS3.1_Acids_and_Bases/Chemistry_Acids_and_Bases_SummaryTable.docx
@@ -227,7 +227,7 @@
                 <w:sz w:val="18"/>
                 <w:szCs w:val="18"/>
               </w:rPr>
-              <w:t xml:space="preserve">DRIVING QUESTION: "What invisible properties of everyday Kenyan liquids cause them to turn such different colours — and why does it matter for our health, our farms, and our environment?"</w:t>
+              <w:t xml:space="preserve">DRIVING QUESTION: Does the alkalinity of a substance determine its uses in day to day life? Why are patients with hyperacidity issues given antacid medications?</w:t>
             </w:r>
           </w:p>
         </w:tc>
@@ -532,7 +532,7 @@
                 <w:sz w:val="18"/>
                 <w:szCs w:val="18"/>
               </w:rPr>
-              <w:t xml:space="preserve">The Colour-Changing Drinks of the School Canteen — Launching the Phenomenon</w:t>
+              <w:t xml:space="preserve">Phenomenon: Why Do Lemon Juice, Vinegar, Baking Soda and Soap Behave So Differently?</w:t>
             </w:r>
           </w:p>
         </w:tc>
@@ -564,7 +564,7 @@
                 <w:sz w:val="18"/>
                 <w:szCs w:val="18"/>
               </w:rPr>
-              <w:t xml:space="preserve">Eight familiar Kenyan liquids — lemon juice, black chai, cow's milk, Stoney Tangawizi, tap water, baking soda solution, liquid handwash soap, and dilute Jik bleach — each turned a distinctly different colour when five drops of universal indicator solution were added: vivid reds and oranges for lemon juice, chai, and Stoney; green for tap water; and deep blues and purples for baking soda, soap, and Jik.</w:t>
+              <w:t xml:space="preserve">We observed that lemon juice (pH 2.0) and vinegar (pH 2.8) have pH values below pure water (pH 7.0), while baking soda solution (pH 8.3) and soap solution (pH 10.0) are above 7. Lemon juice and vinegar taste sour and are safe in food, baking soda tastes bitter/salty and is safe in small amounts in food, and soap feels slippery and is harmful if swallowed.</w:t>
             </w:r>
           </w:p>
         </w:tc>
@@ -596,7 +596,7 @@
                 <w:sz w:val="18"/>
                 <w:szCs w:val="18"/>
               </w:rPr>
-              <w:t xml:space="preserve">Substances can be classified as acids (sour taste, turn litmus red, turn universal indicator red/orange) or bases (bitter taste, slippery feel, turn litmus blue, turn universal indicator blue/purple). The colour differences produced by universal indicator are not random — they reveal a real, invisible property of each liquid. Many everyday Kenyan substances — lemon juice, Stoney Tangawizi, stomach acid (which helps digest ugali and githeri), toothpaste, soap, and antacids — are either acids or bases, and their uses depend on these properties. We never taste substances in a chemistry laboratory to test these properties.</w:t>
+              <w:t xml:space="preserve">We learned that products that look alike can be on different sides of 7 on the pH scale, and that their uses (vinegar for pickling, soap for cleaning, baking soda for mandazi, lemon juice for flavour and tea) seem to match their pH, taste and feel.</w:t>
             </w:r>
           </w:p>
         </w:tc>
@@ -628,7 +628,7 @@
                 <w:sz w:val="18"/>
                 <w:szCs w:val="18"/>
               </w:rPr>
-              <w:t xml:space="preserve">The eight liquids turned different colours because they belong to two different categories of substances — acids and bases — which have different invisible properties that interact with the universal indicator dye to produce different colours. Liquids in the acid group (lemon juice, Stoney Tangawizi, black chai) turned red or orange because acids share a common property that triggers the red end of the indicator's colour range. Liquids in the base group (baking soda, liquid soap, Jik) turned blue or purple because bases share a different property that triggers the blue-purple end. Tap water, which is neither a strong acid nor a strong base, produced a stable green — the middle of the indicator's range. The model students built today can explain the groupings but not yet the differences in shade within each group, nor what exactly is dissolved in each liquid that causes it to behave as an acid or a base — those questions are what the rest of this unit will answer.</w:t>
+              <w:t xml:space="preserve">We can so far hypothesise that something different inside lemon juice and vinegar from inside baking soda and soap causes the difference in pH, taste and feel, and that antacids may help hyperacidity because they are on the other side of the scale from stomach acid. We still need evidence to test this idea.</w:t>
             </w:r>
           </w:p>
         </w:tc>
@@ -681,7 +681,7 @@
                 <w:sz w:val="18"/>
                 <w:szCs w:val="18"/>
               </w:rPr>
-              <w:t xml:space="preserve">What Are Acids and Bases? — Naming the Invisible</w:t>
+              <w:t xml:space="preserve">Sorting the Kitchen: Classifying Household Substances as Acids or Bases with Litmus and Red Cabbage</w:t>
             </w:r>
           </w:p>
         </w:tc>
@@ -713,7 +713,7 @@
                 <w:sz w:val="18"/>
                 <w:szCs w:val="18"/>
               </w:rPr>
-              <w:t xml:space="preserve">Students watched an introductory video and completed a paired reading on acids and bases. They observed that the eight canteen cups from the anchoring phenomenon (lemon juice, chai, Stoney Tangawizi, milk, tap water, baking soda solution, liquid soap, Jik bleach) can be systematically categorised as acid, base/alkali, or neutral based on their colours with universal indicator, litmus, phenolphthalein, and methyl orange.</w:t>
+              <w:t xml:space="preserve">Record what you saw: the colour of red litmus, blue litmus and red cabbage extract in lemon juice, vinegar, water, baking soda solution and soap solution.</w:t>
             </w:r>
           </w:p>
         </w:tc>
@@ -745,7 +745,7 @@
                 <w:sz w:val="18"/>
                 <w:szCs w:val="18"/>
               </w:rPr>
-              <w:t xml:space="preserve">Acids are sour, turn litmus red, turn phenolphthalein colourless, and turn methyl orange red. Bases (alkalis in solution) are bitter and slippery, turn litmus blue, turn phenolphthalein pink, and turn methyl orange yellow. Neutral substances (like clean tap water) do not change indicator colours in either direction. Common Kenyan substances — including Stoney Tangawizi, lemon juice, and stomach acid (which helps digest ugali and other foods) — are acids, while liquid soap, Jik bleach, and baking soda (used in mandazi) are bases. Indicators are tools that reveal whether a substance is acidic, basic, or neutral through predictable colour changes.</w:t>
+              <w:t xml:space="preserve">Write how you can sort a substance as an acid or a base using the pattern of colour changes: acids turn blue litmus red; bases turn red litmus blue; water does not change either.</w:t>
             </w:r>
           </w:p>
         </w:tc>
@@ -777,7 +777,7 @@
                 <w:sz w:val="18"/>
                 <w:szCs w:val="18"/>
               </w:rPr>
-              <w:t xml:space="preserve">Students cannot yet explain WHY acids and bases cause indicator colour changes at the particle level — this requires understanding what dissolved particles in acids and bases actually are, which will be investigated beginning in Lesson 3 through the Arrhenius definition and the concept of ions.</w:t>
+              <w:t xml:space="preserve">Explain how the indicator results classify the four kitchen products, how they compare with your Lesson 1 hypotheses and pH values (2.0, 2.8, 7.0, 8.3, 10.0), and what you still want to find out about why they behave this way and how this might affect their uses.</w:t>
             </w:r>
           </w:p>
         </w:tc>
@@ -830,7 +830,7 @@
                 <w:sz w:val="18"/>
                 <w:szCs w:val="18"/>
               </w:rPr>
-              <w:t xml:space="preserve">What Is Inside an Acid or a Base? — The Arrhenius Definition</w:t>
+              <w:t xml:space="preserve">Natural and Laboratory Indicators: Building a Classification Table</w:t>
             </w:r>
           </w:p>
         </w:tc>
@@ -862,7 +862,7 @@
                 <w:sz w:val="18"/>
                 <w:szCs w:val="18"/>
               </w:rPr>
-              <w:t xml:space="preserve">We observed — using diagrams and equations — that when HCl and H2SO4 dissolve in water they release H+ ions, and when NaOH and Ca(OH)2 dissolve in water they release OH- ions. We revisited the eight cups from Lesson 1 and connected their colours to the presence of these specific ions.</w:t>
+              <w:t xml:space="preserve">We tested lemon juice, vinegar, water, baking soda solution and soap solution with red cabbage extract and universal indicator. Red cabbage: lemon juice red/pink, vinegar pink-red, water purple, baking soda blue-green, soap green-yellow. Universal indicator: lemon juice red-orange (pH 2), vinegar orange (pH 3), water green (7), baking soda blue (8), soap blue-purple (10).</w:t>
             </w:r>
           </w:p>
         </w:tc>
@@ -894,7 +894,7 @@
                 <w:sz w:val="18"/>
                 <w:szCs w:val="18"/>
               </w:rPr>
-              <w:t xml:space="preserve">We learned the Arrhenius definitions: an acid produces H+ ions in aqueous solution; a base produces OH- ions in aqueous solution. We learned to write ionisation equations for HCl, H2SO4, NaOH, and Ca(OH)2, and we learned the terms monoprotic and diprotic.</w:t>
+              <w:t xml:space="preserve">Indicators show whether a substance is acidic, neutral or basic. Natural indicators such as red cabbage extract and laboratory indicators such as litmus and universal indicator all give the same sorting, even though the colours differ. Universal indicator also shows how acidic or basic a substance is on the pH scale. Water is neutral (pH 7.0).</w:t>
             </w:r>
           </w:p>
         </w:tc>
@@ -926,7 +926,7 @@
                 <w:sz w:val="18"/>
                 <w:szCs w:val="18"/>
               </w:rPr>
-              <w:t xml:space="preserve">We can now explain why the cups in Lesson 1 turned different colours: the cups that turned red or orange contained substances that release H+ ions (like lemon juice and Stoney Tangawizi), while the cups that turned blue or purple contained substances that release OH- ions (like liquid soap and Jik). The Arrhenius model gives us particle-level explanatory power over the phenomenon we observed on Day 1.</w:t>
+              <w:t xml:space="preserve">Lemon juice (pH 2.0) and vinegar (pH 2.8) are acids; baking soda (pH 8.3) and soap (pH 10.0) are bases; water (pH 7.0) is neutral. Lemon juice is more acidic than vinegar, and soap is more basic than baking soda. Our hypotheses from Lesson 1 are supported by the indicator evidence and the pH values, and our model shows more H+ in the acids and more OH- in the bases. We still need to explain why acids are sour and soap is slippery.</w:t>
             </w:r>
           </w:p>
         </w:tc>
@@ -979,7 +979,7 @@
                 <w:sz w:val="18"/>
                 <w:szCs w:val="18"/>
               </w:rPr>
-              <w:t xml:space="preserve">Differences Between Acids and Bases Using Commercial Indicators</w:t>
+              <w:t xml:space="preserve">Why is Lemon Juice Sour? Acids Release H⁺ Ions in Water (Arrhenius Definition)</w:t>
             </w:r>
           </w:p>
         </w:tc>
@@ -1011,7 +1011,7 @@
                 <w:sz w:val="18"/>
                 <w:szCs w:val="18"/>
               </w:rPr>
-              <w:t xml:space="preserve">Students tested seven familiar Kenyan liquids — lemon juice, vinegar (siki), baking soda solution, liquid soap solution, tap water, black tea (chai), and cow's milk — against red litmus, blue litmus, phenolphthalein, and methyl orange indicators. They recorded specific colour changes for each solution-indicator combination and classified each liquid as acid, base, or neutral.</w:t>
+              <w:t xml:space="preserve">We observed that lemon juice (pH 2.0, H+ = 1 x 10^-2 mol/L) and vinegar (pH 2.8, H+ about 1.6 x 10^-3 mol/L) have much more H+ than pure water (pH 7.0, H+ = 1 x 10^-7 mol/L), and in the simulation the acid molecules released H+ (aq) ions when they dissolved in water. Lemon juice has about 6 times more H+ than vinegar.</w:t>
             </w:r>
           </w:p>
         </w:tc>
@@ -1043,7 +1043,7 @@
                 <w:sz w:val="18"/>
                 <w:szCs w:val="18"/>
               </w:rPr>
-              <w:t xml:space="preserve">Acids turn blue litmus red (red litmus stays red), turn phenolphthalein colourless, and turn methyl orange red. Bases turn red litmus blue (blue litmus stays blue), turn phenolphthalein pink/magenta, and turn methyl orange yellow. Neutral substances produce no litmus colour change, leave phenolphthalein colourless, and leave methyl orange orange-yellow. Common Kenyan everyday liquids can be reliably classified using these indicator colour rules.</w:t>
+              <w:t xml:space="preserve">We learned that an acid is a substance that produces H+ (aq) ions in water (Arrhenius definition), and that a lower pH means a higher H+ concentration. Each pH unit is a 10-fold change in H+ concentration.</w:t>
             </w:r>
           </w:p>
         </w:tc>
@@ -1075,7 +1075,7 @@
                 <w:sz w:val="18"/>
                 <w:szCs w:val="18"/>
               </w:rPr>
-              <w:t xml:space="preserve">The colour changes produced by commercial indicators in acidic and basic solutions follow a consistent, reproducible pattern. This pattern allows scientists — and students — to classify any unknown solution as an acid, a base, or neutral without tasting or smelling it. The familiar cups from the school canteen phenomenon can now be classified by their indicator behaviour, revealing that invisible dissolved particles in everyday liquids have measurable, testable properties. However, today's experiment tells us only WHAT a substance is (acid or base), not HOW STRONGLY acidic or basic it is, nor HOW it will react chemically — these questions drive the next phase of our investigation.</w:t>
+              <w:t xml:space="preserve">We can explain that lemon juice and vinegar are sour, turn blue litmus red and have low pH because the acids (citric acid and ethanoic acid (acetic acid)) release H+ (aq) ions in water; lemon juice is more sour than vinegar because it has about 6 times more H+. Stomach acid is also an acid with H+ ions, which helps us start to understand why antacids are needed; we still need to learn what particles bases like baking soda and soap release.</w:t>
             </w:r>
           </w:p>
         </w:tc>
@@ -1128,7 +1128,7 @@
                 <w:sz w:val="18"/>
                 <w:szCs w:val="18"/>
               </w:rPr>
-              <w:t xml:space="preserve">Chemical Properties of Acids: Reactions with Metals and Neutralisation</w:t>
+              <w:t xml:space="preserve">Arrhenius Definition (Bases and Alkalis): Why Does Soap Feel Slippery?</w:t>
             </w:r>
           </w:p>
         </w:tc>
@@ -1160,7 +1160,7 @@
                 <w:sz w:val="18"/>
                 <w:szCs w:val="18"/>
               </w:rPr>
-              <w:t xml:space="preserve">Students observed: (1) vigorous or moderate bubbling when dilute HCl and H₂SO₄ were added to zinc and magnesium ribbon; (2) a 'pop' sound confirming the production of hydrogen gas when a lit splint was held at the mouth of the test tube; (3) the solution in the acid + metal test tube becoming slightly warm; (4) phenolphthalein indicator remaining colourless in dilute HCl, then turning pink permanently at the endpoint when dilute NaOH was added dropwise; (5) the corroded whitish-grey deposits on a car battery terminal and rust on a corrugated iron roofing sheet — both connected to acid reactivity.</w:t>
+              <w:t xml:space="preserve">Red litmus turned blue in baking soda solution and soap solution, but stayed red in lemon juice and vinegar. Soap solution (pH 10.0) felt slippery, baking soda solution (pH 8.3) was only weakly basic, and soap has an OH- concentration of 1 x 10^-4 mol/L, 1000 times more than pure water (1 x 10^-7 mol/L).</w:t>
             </w:r>
           </w:p>
         </w:tc>
@@ -1192,7 +1192,7 @@
                 <w:sz w:val="18"/>
                 <w:szCs w:val="18"/>
               </w:rPr>
-              <w:t xml:space="preserve">Students learned that: (1) acids react with metals (zinc, magnesium) to produce a salt and hydrogen gas — the balanced molecular equation for Zn + HCl is Zn(s) + 2HCl(aq) → ZnCl₂(aq) + H₂(g) and the net ionic equation is Zn(s) + 2H⁺(aq) → Zn²⁺(aq) + H₂(g); (2) hydrogen gas is identified by the 'pop' sound of a lit splint — not by sight alone; (3) acids react with bases in a neutralisation reaction to produce a salt and water — the net ionic equation H⁺(aq) + OH⁻(aq) → H₂O(l) shows it is the H⁺ and OH⁻ ions that react; (4) phenolphthalein is a reliable endpoint indicator for acid–base neutralisation; (5) the chemical reactivity of acids with metals explains real-world phenomena such as corroded battery terminals and structural metal degradation.</w:t>
+              <w:t xml:space="preserve">Bases that dissolve in water are called alkalis and they produce OH- (aq) ions (Arrhenius definition). All alkalis are bases but not all bases dissolve in water. Soap has more OH- ions than baking soda, so it has a higher pH.</w:t>
             </w:r>
           </w:p>
         </w:tc>
@@ -1224,7 +1224,7 @@
                 <w:sz w:val="18"/>
                 <w:szCs w:val="18"/>
               </w:rPr>
-              <w:t xml:space="preserve">The colour-changing canteen cups from the anchoring phenomenon now reveal more than just indicator colours — the cups containing acidic liquids (lemon juice, Stoney Tangawizi, black tea) contain H⁺ ions that can react with metals and be neutralised by OH⁻ ions. The H⁺ ion is the active particle responsible for both the colour changes seen in Lessons 1–4 AND the chemical reactivities observed today. The corroded car battery terminal is explained by H₂SO₄ (battery acid) reacting with the metal terminals via the acid + metal reaction. Neutralisation explains why antacids (bases) relieve stomach acidity — the OH⁻ or carbonate ions in the antacid neutralise the excess HCl produced by the stomach, reducing H⁺ concentration and relieving discomfort. Every 'invisible property' we uncover brings us closer to a complete answer to the driving question.</w:t>
+              <w:t xml:space="preserve">Soap feels slippery because it is an alkali that releases OH- (aq) ions in water, and these ions react with the oils on the skin. Baking soda gives fewer OH- ions, so it is only weakly basic and safe in small amounts in mandazi. Our particle model now shows H+ (aq) in lemon juice and vinegar and OH- (aq) in baking soda and soap.</w:t>
             </w:r>
           </w:p>
         </w:tc>
@@ -1277,7 +1277,7 @@
                 <w:sz w:val="18"/>
                 <w:szCs w:val="18"/>
               </w:rPr>
-              <w:t xml:space="preserve">Acid Reactions with Carbonates and Hydrogen Carbonates — Completing the Acid Reaction Picture</w:t>
+              <w:t xml:space="preserve">Chemical Properties I: How Acids React with Metals and Carbonates</w:t>
             </w:r>
           </w:p>
         </w:tc>
@@ -1309,7 +1309,7 @@
                 <w:sz w:val="18"/>
                 <w:szCs w:val="18"/>
               </w:rPr>
-              <w:t xml:space="preserve">Students observed that: (1) when dilute HCl was added to marble chips (CaCO₃), vigorous fizzing/effervescence occurred at the marble surface, the marble chips gradually dissolved and became smaller, and the gas produced turned limewater from clear to milky white; (2) when dilute HCl was added to baking soda (NaHCO₃), very rapid effervescence occurred (faster than with marble chips), the powder dissolved quickly into solution, and the gas again turned limewater milky white; (3) in both cases the limewater test confirmed the gas was carbon dioxide (CO₂).</w:t>
+              <w:t xml:space="preserve">Vinegar mixed with baking soda fizzed, and the gas turned limewater milky. Lemon juice also fizzed with baking soda, but water with baking soda did not. Magnesium ribbon in dilute hydrochloric acid gave bubbles, and the gas burned with a squeaky pop. Magnesium in water showed no bubbles.</w:t>
             </w:r>
           </w:p>
         </w:tc>
@@ -1341,7 +1341,7 @@
                 <w:sz w:val="18"/>
                 <w:szCs w:val="18"/>
               </w:rPr>
-              <w:t xml:space="preserve">Students learned that: (1) acids react with metal carbonates to produce a salt, water, and carbon dioxide gas — e.g., 2HCl + CaCO₃ → CaCl₂ + H₂O + CO₂; (2) acids react with metal hydrogen carbonates to produce a salt, water, and carbon dioxide gas — e.g., HCl + NaHCO₃ → NaCl + H₂O + CO₂; (3) the standard test for CO₂ is to bubble the gas through limewater — a milky precipitate of calcium carbonate (CaCO₃) confirms CO₂; (4) these reactions explain why Kericho farmers add lime to acidic soils (neutralises excess acid, releases CO₂) and why battery acid (H₂SO₄) can corrode carbonate-containing materials at Mombasa port; (5) combining evidence from Lessons 4, 5, and 6, acids react with four types of substances — metals, metal oxides, metal carbonates, and metal hydrogen carbonates — each producing a salt, and each producing specific additional products (H₂ gas, water, or water + CO₂).</w:t>
+              <w:t xml:space="preserve">Acids react with reactive metals such as magnesium to give a salt and hydrogen gas, and with carbonates such as baking soda to give a salt, water and carbon dioxide. Hydrogen is tested with a lighted splint (squeaky pop) and carbon dioxide with limewater (turns milky). These reactions happen because of the H+ (aq) ions in acids.</w:t>
             </w:r>
           </w:p>
         </w:tc>
@@ -1373,7 +1373,7 @@
                 <w:sz w:val="18"/>
                 <w:szCs w:val="18"/>
               </w:rPr>
-              <w:t xml:space="preserve">Students can now explain that: (1) H⁺ ions from the acid attack the carbonate ion (CO₃²⁻), forming unstable carbonic acid (H₂CO₃) which immediately decomposes into water and carbon dioxide gas — this is why fizzing is observed; (2) the more reactive or finely divided the carbonate, the faster the reaction (explaining why powdered NaHCO₃ reacts faster than solid marble chips); (3) the CO₂ gas produced during the Stoney Tangawizi carbonation process is related to the same chemistry — carbonic acid (H₂CO₃) dissolved under pressure; (4) returning to the canteen phenomenon: the acidic cups (lemon juice, Stoney Tangawizi, black tea, and the soft drink) would all react with carbonates and hydrogen carbonates — explaining both their indicator colours and their real-world chemical behaviour in contexts like digestion, agriculture, and industry.</w:t>
+              <w:t xml:space="preserve">The fizzing in the Kisumu kitchen happens because vinegar and lemon juice are acids that release H+ (aq) ions, which react with the carbonate-type baking soda to give carbon dioxide. Soap does not do this because it is a base. This shows that the acidic or basic nature of a substance decides how it behaves and is used, which helps us answer the driving question and prepares us to explain how antacids deal with hyperacidity.</w:t>
             </w:r>
           </w:p>
         </w:tc>
@@ -1426,7 +1426,7 @@
                 <w:sz w:val="18"/>
                 <w:szCs w:val="18"/>
               </w:rPr>
-              <w:t xml:space="preserve">Consolidation of Chemical Properties of Acids and Bases — Building the Reaction Summary Model</w:t>
+              <w:t xml:space="preserve">Chemical Properties II: Neutralisation and Antacids</w:t>
             </w:r>
           </w:p>
         </w:tc>
@@ -1458,7 +1458,7 @@
                 <w:sz w:val="18"/>
                 <w:szCs w:val="18"/>
               </w:rPr>
-              <w:t xml:space="preserve">In the Gallery Walk (Phase 2), students revisited evidence from all six prior lessons: the rainbow of indicator colours produced by the eight canteen liquids (lemon juice = red, Stoney Tangawizi = orange-red, chai = orange, milk = yellow-green, tap water = green, baking soda = blue, liquid soap = blue-violet, Jik = purple); the results of reactions of HCl with zinc metal (effervescence, squeaky pop confirms H₂), with marble chips/sodium carbonate (effervescence, limewater turns milky confirms CO₂), with copper oxide (black solid dissolves in blue solution), and with NaOH solution (no visible change — neutralisation); and the indicator behaviour of bases. In Phase 3, the teacher demonstrated the CO₂ limewater test and the H₂ burning splint test live, adding fresh direct observation to consolidate prior learning.</w:t>
+              <w:t xml:space="preserve">When magnesium hydroxide (or baking soda) was added to dilute hydrochloric acid with universal indicator, the colour changed from red towards orange, yellow and green as the pH rose; adding water alone changed it very little. The stomach pH rises from about 1.5 to 2 to about 3.5 to 5 after an antacid.</w:t>
             </w:r>
           </w:p>
         </w:tc>
@@ -1490,7 +1490,7 @@
                 <w:sz w:val="18"/>
                 <w:szCs w:val="18"/>
               </w:rPr>
-              <w:t xml:space="preserve">Students learned that all four types of acid reactions — acid + metal, acid + carbonate, acid + metal oxide, and acid + alkali (neutralisation) — can be unified under the Arrhenius definition: in every case, H⁺ ions from the acid are the active chemical agent. They learned the generalised word and symbol equations and observable evidence for each reaction type, including the specific gas tests. They learned that bases are characterised by OH⁻ ions (Arrhenius), react with acids in neutralisation (H⁺ + OH⁻ → H₂O), and produce distinctive colour changes in indicators opposite to those of acids. Students consolidated knowledge that the colour of each canteen cup in the phenomenon is causally determined by the concentration of H⁺ or OH⁻ ions — not by appearance, taste, or smell alone.</w:t>
+              <w:t xml:space="preserve">Neutralisation is a reaction between an acid and a base that gives salt + water. In terms of ions, H+ (aq) + OH- (aq) gives H2O (l). Antacids contain bases such as magnesium hydroxide or calcium carbonate.</w:t>
             </w:r>
           </w:p>
         </w:tc>
@@ -1522,7 +1522,7 @@
                 <w:sz w:val="18"/>
                 <w:szCs w:val="18"/>
               </w:rPr>
-              <w:t xml:space="preserve">Students constructed a Graphic Summary Model synthesising all chemical properties of acids and bases onto one structured visual. They explicitly explained that the eight canteen cups turn different colours because they contain different concentrations of H⁺ or OH⁻ ions: liquids with high H⁺ concentration (lemon juice, Stoney Tangawizi) produce red/orange colours because they have low pH; liquids with high OH⁻ concentration (Jik, liquid soap) produce blue/purple colours because they have high pH; tap water, with equal H⁺ and OH⁻, produces green (neutral, pH 7). Students explained the neutralisation reaction between stomach acid (HCl, producing H⁺) and antacid medication (a base, producing OH⁻) as a real-world application. They updated the Driving Question Board to mark Column 2 (chemical properties) as substantially answered, and generated new questions about acid/base STRENGTH targeting Lessons 8–9.</w:t>
+              <w:t xml:space="preserve">Patients with hyperacidity are given antacids because the base neutralises some of the excess hydrochloric acid in the stomach, forming salt and water and raising the pH to a safer level, so the use of a base as medicine depends on its alkalinity (and, as we will see, on its strength and safety).</w:t>
             </w:r>
           </w:p>
         </w:tc>
@@ -1575,7 +1575,7 @@
                 <w:sz w:val="18"/>
                 <w:szCs w:val="18"/>
               </w:rPr>
-              <w:t xml:space="preserve">Introduction to pH: Measuring the Strength of Acids and Bases in Kenyan Everyday Liquids</w:t>
+              <w:t xml:space="preserve">Strength of Acids and Bases and the pH Scale</w:t>
             </w:r>
           </w:p>
         </w:tc>
@@ -1607,7 +1607,7 @@
                 <w:sz w:val="18"/>
                 <w:szCs w:val="18"/>
               </w:rPr>
-              <w:t xml:space="preserve">Students measured the pH of eight Kenyan everyday liquids using pH indicator paper and universal indicator solution, and recorded the colour changes and approximate pH values for each solution. They also received reference pH data for six additional Kenyan real-world liquids including stomach acid, lime juice used in Mombasa cooking, Lake Magadi water, and Kericho tea farm soil runoff.</w:t>
+              <w:t xml:space="preserve">With universal indicator, 0.1 M hydrochloric acid showed pH 1 and 0.1 M ethanoic acid showed pH 3; 0.1 M sodium hydroxide showed pH 13 and 0.1 M ammonia showed pH 11. Lemon juice (pH 2.0) is lower than vinegar (pH 2.8) on the pH graph.</w:t>
             </w:r>
           </w:p>
         </w:tc>
@@ -1639,7 +1639,7 @@
                 <w:sz w:val="18"/>
                 <w:szCs w:val="18"/>
               </w:rPr>
-              <w:t xml:space="preserve">Students learned that pH is a numerical scale from 0 to 14 that measures the relative concentration of H+ ions in a solution. A pH below 7 indicates an acidic solution, pH 7 indicates a neutral solution, and pH above 7 indicates a basic solution. Each step on the pH scale represents approximately a tenfold change in H+ ion concentration. Universal indicator shows a continuous colour spectrum that allows finer discrimination between solutions than litmus alone.</w:t>
+              <w:t xml:space="preserve">Strength is about the degree of ionisation, not concentration. A strong acid or base ionises almost completely, while a weak one ionises only partly. Each pH unit is a 10-fold change in H+ concentration, so lemon juice has about 6 times more H+ (aq) than vinegar.</w:t>
             </w:r>
           </w:p>
         </w:tc>
@@ -1671,7 +1671,7 @@
                 <w:sz w:val="18"/>
                 <w:szCs w:val="18"/>
               </w:rPr>
-              <w:t xml:space="preserve">Students used their pH data to explain why the eight canteen cups from the Lesson 1 phenomenon turned different colours: each colour corresponds to a specific pH value that reflects the relative concentration of H+ ions in that liquid. They connected pH measurement back to the Arrhenius definition by explaining that substances with more H+ ions in solution have lower pH values and produce redder colours with universal indicator, while substances with more OH- ions have higher pH values and produce bluer or violet colours. They updated the Driving Question Board with a new focused question about what the pH number reveals about the strength — not just the presence — of an acid or base.</w:t>
+              <w:t xml:space="preserve">At equal concentration, HCl gives many more H+ (aq) ions than ethanoic acid, so its pH is lower; NaOH gives more OH- (aq) than ammonia, so its pH is higher. This helps explain why a weak base like magnesium hydroxide is a safer antacid for hyperacidity than a strong base, and it advances our answer that alkalinity, together with strength and safety, influences how products are used.</w:t>
             </w:r>
           </w:p>
         </w:tc>
@@ -1724,7 +1724,7 @@
                 <w:sz w:val="18"/>
                 <w:szCs w:val="18"/>
               </w:rPr>
-              <w:t xml:space="preserve">Strong vs. Weak Acids and Bases: Why the Same pH Step Can Make or Break a Tea Farm</w:t>
+              <w:t xml:space="preserve">Uses of Acids and Bases and Safety: Why Vinegar Pickles, Soap Cleans, Lime Heals Soil and Antacids Soothe</w:t>
             </w:r>
           </w:p>
         </w:tc>
@@ -1756,7 +1756,7 @@
                 <w:sz w:val="18"/>
                 <w:szCs w:val="18"/>
               </w:rPr>
-              <w:t xml:space="preserve">From our Lesson 8 pH data, two acids at the same concentration gave different pH readings: hydrochloric acid gave pH 1 while ethanoic acid (vinegar) gave approximately pH 3, and two bases at the same concentration gave different pH readings: sodium hydroxide gave pH 13 while ammonia solution gave approximately pH 11. These differences could not be explained by concentration alone.</w:t>
+              <w:t xml:space="preserve">Vinegar (pH 2.8) is used by mama mboga to pickle kachumbari and onions; soap solution (pH 10.0) lifts grease; baking soda (pH 8.3) is used for mandazi; lime raises Kericho soil from pH about 4.5 to about 6.0 for maize; a magnesium hydroxide antacid raises stomach pH from about 1.5-2 to about 3.5-5 after spicy nyama choma.</w:t>
             </w:r>
           </w:p>
         </w:tc>
@@ -1788,7 +1788,7 @@
                 <w:sz w:val="18"/>
                 <w:szCs w:val="18"/>
               </w:rPr>
-              <w:t xml:space="preserve">Strong acids (such as HCl and H2SO4) and strong bases (such as NaOH and Ca(OH)2) ionise completely in aqueous solution, producing a high concentration of H+ or OH- ions and therefore giving pH values far from 7. Weak acids (such as ethanoic acid in vinegar, citric acid in lemon juice, and carbonic acid in Stoney Tangawizi) and weak bases (such as ammonia solution and soap) ionise only partially, producing fewer H+ or OH- ions and giving pH values closer to 7. The degree of ionisation is shown by a one-directional arrow for strong acids and bases and a reversible double arrow for weak acids and bases.</w:t>
+              <w:t xml:space="preserve">The uses of acids and bases depend on their nature (H+ (aq) or OH- (aq)), their pH and their strength, and each use needs matching safety precautions: acids help preserve and flavour food, bases clean, bake and neutralise acids in soil and in the stomach, and not every acid or base is safe in the same way.</w:t>
             </w:r>
           </w:p>
         </w:tc>
@@ -1820,7 +1820,7 @@
                 <w:sz w:val="18"/>
                 <w:szCs w:val="18"/>
               </w:rPr>
-              <w:t xml:space="preserve">The different colours produced in the eight cups of the anchoring phenomenon reflect not only whether a substance is an acid or base, but also how strongly it ionises. The lemon juice turned orange-red rather than deep red because citric acid is a weak acid that ionises partially, producing fewer H+ ions and a higher pH than a strong acid at similar concentration. The Jik bleach (sodium hypochlorite solution containing a little NaOH) turned deep purple-blue because NaOH is a strong base that ionises completely, producing a very high OH- concentration and a pH well above 7. In Kericho, soil acidity caused by weak organic acids is still damaging at pH 4.2 because even partial ionisation of many acid molecules accumulates enough H+ ions to harm tea plant roots, and farmers apply calcium hydroxide (a strong base) to neutralise this acidity through the neutralisation reaction studied in Lesson 5.</w:t>
+              <w:t xml:space="preserve">Alkalinity largely determines uses because bases neutralise acids (acid + base gives salt + water): lime neutralises H+ (aq) in acidic soil, antacids neutralise excess hydrochloric acid in hyperacidity, and soap's OH- (aq) helps remove grease, while strength and safety decide how they can be used.</w:t>
             </w:r>
           </w:p>
         </w:tc>
@@ -1873,7 +1873,7 @@
                 <w:sz w:val="18"/>
                 <w:szCs w:val="18"/>
               </w:rPr>
-              <w:t xml:space="preserve">Uses of Acids and Bases + Final Model Build &amp; Explanation</w:t>
+              <w:t xml:space="preserve">Consolidation: Answering the Driving Question – Alkalinity, Uses and Antacids</w:t>
             </w:r>
           </w:p>
         </w:tc>
@@ -1905,7 +1905,7 @@
                 <w:sz w:val="18"/>
                 <w:szCs w:val="18"/>
               </w:rPr>
-              <w:t xml:space="preserve">Students watched a video showing Kenyan contexts — a Kericho tea farmer applying agricultural lime to acidic soil, a Nairobi garage mechanic using sulphuric acid in a car battery, a Mombasa pharmacist describing antacid tablets, a soft-drinks factory producing carbonic acid in Stoney Tangawizi, and a Kisumu soap-making cooperative using sodium hydroxide. Students also observed the eight-cup universal indicator demonstration (via projected image callback from Lesson 1), noting the full colour spectrum from red (lemon juice, pH ~2) through green (tap water, pH ~7) to purple (Jik bleach, pH ~12–13).</w:t>
+              <w:t xml:space="preserve">We observed that lemon juice (pH 2.0) and vinegar (pH 2.8) are acidic, sour and turn blue litmus red, while baking soda (pH 8.3) and soap (pH 10.0) are basic, bitter or slippery and turn red litmus blue. We also observed that acid + base reactions give salt + water, that stomach pH rises from about 1.5 to 2 to about 3.5 to 5 with an antacid, and that lime raises Kericho soil pH from about 4.5 to 6.0.</w:t>
             </w:r>
           </w:p>
         </w:tc>
@@ -1937,7 +1937,7 @@
                 <w:sz w:val="18"/>
                 <w:szCs w:val="18"/>
               </w:rPr>
-              <w:t xml:space="preserve">Students learned that acids and bases have wide practical uses across Kenyan life: hydrochloric acid (pH ~1–2) aids digestion in the stomach; carbonic acid gives carbonated drinks like Stoney Tangawizi their fizz (pH ~3–4); sulphuric acid powers car batteries; calcium hydroxide (agricultural lime) neutralises acidic soils in the Rift Valley to improve crop yields; sodium hydroxide is used in soap manufacture; and bases such as sodium bicarbonate and magnesium hydroxide are active ingredients in antacid medications that neutralise excess stomach acid. Students consolidated the Arrhenius definitions (acids release H⁺; bases release OH⁻), the pH scale (0–14), and the relationship between pH and universal indicator colour, and applied these to explain every colour in the eight cups from Lesson 1.</w:t>
+              <w:t xml:space="preserve">We learned that acids release H+ (aq) ions and alkalis produce OH- (aq) ions, that lower pH means more H+, that strength (degree of ionisation) differs from concentration, and that properties such as pH, strength and safety determine how acids and bases are used for pickling, cleaning, baking, farming and medicine.</w:t>
             </w:r>
           </w:p>
         </w:tc>
@@ -1969,7 +1969,7 @@
                 <w:sz w:val="18"/>
                 <w:szCs w:val="18"/>
               </w:rPr>
-              <w:t xml:space="preserve">Students explained that the colour differences among the eight cups arise because each liquid contains dissolved substances that release different amounts of H⁺ or OH⁻ ions in water. Liquids with high H⁺ ion concentration (low pH) — such as lemon juice, Stoney Tangawizi, and chai — cause universal indicator to turn red, orange, or yellow. Tap water, which is neutral (pH ~7), produces a stable green colour. Liquids with high OH⁻ ion concentration (high pH) — such as baking soda solution, liquid soap, and Jik bleach — cause universal indicator to turn blue or purple. This matters for health (stomach acid, antacids), for farming (soil pH and lime application), and for the environment (industrial effluent pH and water quality in rivers like the Nairobi River).</w:t>
+              <w:t xml:space="preserve">We explain that alkalinity, together with strength and safety, largely determines the uses of substances, and that patients with hyperacidity are given antacids such as magnesium hydroxide because the base neutralises excess stomach hydrochloric acid (H+ (aq) + OH- (aq) gives H2O, acid + base gives salt + water), raising the stomach pH to a safer level.</w:t>
             </w:r>
           </w:p>
         </w:tc>
@@ -2093,7 +2093,7 @@
         </w:rPr>
         <w:t xml:space="preserve">© 2026 SeaVuria and ARES. This work is licensed under a </w:t>
       </w:r>
-      <w:hyperlink w:history="1" r:id="rIdmh9xuknhfa1n74-j5xvsf">
+      <w:hyperlink w:history="1" r:id="rId2ajtlulegulnr8jbqysox">
         <w:r>
           <w:rPr>
             <w:rFonts w:ascii="Arial" w:cs="Arial" w:eastAsia="Arial" w:hAnsi="Arial"/>
@@ -2113,7 +2113,7 @@
         </w:rPr>
         <w:t xml:space="preserve"> (</w:t>
       </w:r>
-      <w:hyperlink w:history="1" r:id="rIdgbb6iwzramlfjlrloa6yu">
+      <w:hyperlink w:history="1" r:id="rIdrcbphyfitmseqp6yike-c">
         <w:r>
           <w:rPr>
             <w:rFonts w:ascii="Arial" w:cs="Arial" w:eastAsia="Arial" w:hAnsi="Arial"/>
@@ -2133,7 +2133,7 @@
         </w:rPr>
         <w:t xml:space="preserve">). To view a copy of this license, visit </w:t>
       </w:r>
-      <w:hyperlink w:history="1" r:id="rIde-y_lh2kqfph8owc60etk">
+      <w:hyperlink w:history="1" r:id="rIdyvnm95n0ayz784kgt6xcq">
         <w:r>
           <w:rPr>
             <w:rFonts w:ascii="Arial" w:cs="Arial" w:eastAsia="Arial" w:hAnsi="Arial"/>

--- a/data/outputs/v2/Chemistry/SS3.1_Acids_and_Bases/Chemistry_Acids_and_Bases_SummaryTable.docx
+++ b/data/outputs/v2/Chemistry/SS3.1_Acids_and_Bases/Chemistry_Acids_and_Bases_SummaryTable.docx
@@ -4,6 +4,7 @@
   <w:body>
     <w:p>
       <w:pPr>
+        <w:keepNext w:val="false"/>
         <w:spacing w:after="30" w:before="0"/>
         <w:jc w:val="center"/>
       </w:pPr>
@@ -23,6 +24,7 @@
     </w:p>
     <w:p>
       <w:pPr>
+        <w:keepNext w:val="false"/>
         <w:spacing w:after="60" w:before="0"/>
         <w:jc w:val="center"/>
       </w:pPr>
@@ -81,6 +83,7 @@
           </w:tcPr>
           <w:p>
             <w:pPr>
+              <w:keepNext w:val="false"/>
               <w:spacing w:after="40" w:before="0"/>
               <w:jc w:val="center"/>
             </w:pPr>
@@ -115,6 +118,7 @@
           </w:tcPr>
           <w:p>
             <w:pPr>
+              <w:keepNext w:val="false"/>
               <w:spacing w:after="40" w:before="0"/>
               <w:jc w:val="left"/>
             </w:pPr>
@@ -147,6 +151,7 @@
           </w:tcPr>
           <w:p>
             <w:pPr>
+              <w:keepNext w:val="false"/>
               <w:spacing w:after="40" w:before="0"/>
               <w:jc w:val="left"/>
             </w:pPr>
@@ -181,6 +186,7 @@
           </w:tcPr>
           <w:p>
             <w:pPr>
+              <w:keepNext w:val="false"/>
               <w:spacing w:after="40" w:before="0"/>
               <w:jc w:val="left"/>
             </w:pPr>
@@ -213,6 +219,7 @@
           </w:tcPr>
           <w:p>
             <w:pPr>
+              <w:keepNext w:val="false"/>
               <w:spacing w:after="40" w:before="0"/>
               <w:jc w:val="left"/>
             </w:pPr>
@@ -273,6 +280,7 @@
           </w:tcPr>
           <w:p>
             <w:pPr>
+              <w:keepNext w:val="false"/>
               <w:spacing w:after="40" w:before="0"/>
               <w:jc w:val="center"/>
             </w:pPr>
@@ -307,6 +315,7 @@
           </w:tcPr>
           <w:p>
             <w:pPr>
+              <w:keepNext w:val="false"/>
               <w:spacing w:after="40" w:before="0"/>
               <w:jc w:val="left"/>
             </w:pPr>
@@ -369,6 +378,7 @@
           </w:tcPr>
           <w:p>
             <w:pPr>
+              <w:keepNext w:val="false"/>
               <w:spacing w:after="40" w:before="0"/>
               <w:jc w:val="left"/>
             </w:pPr>
@@ -401,6 +411,7 @@
           </w:tcPr>
           <w:p>
             <w:pPr>
+              <w:keepNext w:val="false"/>
               <w:spacing w:after="40" w:before="0"/>
               <w:jc w:val="left"/>
             </w:pPr>
@@ -433,6 +444,7 @@
           </w:tcPr>
           <w:p>
             <w:pPr>
+              <w:keepNext w:val="false"/>
               <w:spacing w:after="40" w:before="0"/>
               <w:jc w:val="left"/>
             </w:pPr>
@@ -465,6 +477,7 @@
           </w:tcPr>
           <w:p>
             <w:pPr>
+              <w:keepNext w:val="false"/>
               <w:spacing w:after="40" w:before="0"/>
               <w:jc w:val="left"/>
             </w:pPr>
@@ -499,6 +512,7 @@
           </w:tcPr>
           <w:p>
             <w:pPr>
+              <w:keepNext w:val="false"/>
               <w:spacing w:after="40" w:before="0"/>
               <w:jc w:val="left"/>
             </w:pPr>
@@ -518,6 +532,7 @@
           </w:p>
           <w:p>
             <w:pPr>
+              <w:keepNext w:val="false"/>
               <w:spacing w:after="40" w:before="0"/>
               <w:jc w:val="left"/>
             </w:pPr>
@@ -550,6 +565,7 @@
           </w:tcPr>
           <w:p>
             <w:pPr>
+              <w:keepNext w:val="false"/>
               <w:spacing w:after="40" w:before="0"/>
               <w:jc w:val="left"/>
             </w:pPr>
@@ -582,6 +598,7 @@
           </w:tcPr>
           <w:p>
             <w:pPr>
+              <w:keepNext w:val="false"/>
               <w:spacing w:after="40" w:before="0"/>
               <w:jc w:val="left"/>
             </w:pPr>
@@ -614,6 +631,7 @@
           </w:tcPr>
           <w:p>
             <w:pPr>
+              <w:keepNext w:val="false"/>
               <w:spacing w:after="40" w:before="0"/>
               <w:jc w:val="left"/>
             </w:pPr>
@@ -648,6 +666,7 @@
           </w:tcPr>
           <w:p>
             <w:pPr>
+              <w:keepNext w:val="false"/>
               <w:spacing w:after="40" w:before="0"/>
               <w:jc w:val="left"/>
             </w:pPr>
@@ -667,6 +686,7 @@
           </w:p>
           <w:p>
             <w:pPr>
+              <w:keepNext w:val="false"/>
               <w:spacing w:after="40" w:before="0"/>
               <w:jc w:val="left"/>
             </w:pPr>
@@ -699,6 +719,7 @@
           </w:tcPr>
           <w:p>
             <w:pPr>
+              <w:keepNext w:val="false"/>
               <w:spacing w:after="40" w:before="0"/>
               <w:jc w:val="left"/>
             </w:pPr>
@@ -731,6 +752,7 @@
           </w:tcPr>
           <w:p>
             <w:pPr>
+              <w:keepNext w:val="false"/>
               <w:spacing w:after="40" w:before="0"/>
               <w:jc w:val="left"/>
             </w:pPr>
@@ -763,6 +785,7 @@
           </w:tcPr>
           <w:p>
             <w:pPr>
+              <w:keepNext w:val="false"/>
               <w:spacing w:after="40" w:before="0"/>
               <w:jc w:val="left"/>
             </w:pPr>
@@ -797,6 +820,7 @@
           </w:tcPr>
           <w:p>
             <w:pPr>
+              <w:keepNext w:val="false"/>
               <w:spacing w:after="40" w:before="0"/>
               <w:jc w:val="left"/>
             </w:pPr>
@@ -816,6 +840,7 @@
           </w:p>
           <w:p>
             <w:pPr>
+              <w:keepNext w:val="false"/>
               <w:spacing w:after="40" w:before="0"/>
               <w:jc w:val="left"/>
             </w:pPr>
@@ -848,6 +873,7 @@
           </w:tcPr>
           <w:p>
             <w:pPr>
+              <w:keepNext w:val="false"/>
               <w:spacing w:after="40" w:before="0"/>
               <w:jc w:val="left"/>
             </w:pPr>
@@ -880,6 +906,7 @@
           </w:tcPr>
           <w:p>
             <w:pPr>
+              <w:keepNext w:val="false"/>
               <w:spacing w:after="40" w:before="0"/>
               <w:jc w:val="left"/>
             </w:pPr>
@@ -912,6 +939,7 @@
           </w:tcPr>
           <w:p>
             <w:pPr>
+              <w:keepNext w:val="false"/>
               <w:spacing w:after="40" w:before="0"/>
               <w:jc w:val="left"/>
             </w:pPr>
@@ -946,6 +974,7 @@
           </w:tcPr>
           <w:p>
             <w:pPr>
+              <w:keepNext w:val="false"/>
               <w:spacing w:after="40" w:before="0"/>
               <w:jc w:val="left"/>
             </w:pPr>
@@ -965,6 +994,7 @@
           </w:p>
           <w:p>
             <w:pPr>
+              <w:keepNext w:val="false"/>
               <w:spacing w:after="40" w:before="0"/>
               <w:jc w:val="left"/>
             </w:pPr>
@@ -997,6 +1027,7 @@
           </w:tcPr>
           <w:p>
             <w:pPr>
+              <w:keepNext w:val="false"/>
               <w:spacing w:after="40" w:before="0"/>
               <w:jc w:val="left"/>
             </w:pPr>
@@ -1029,6 +1060,7 @@
           </w:tcPr>
           <w:p>
             <w:pPr>
+              <w:keepNext w:val="false"/>
               <w:spacing w:after="40" w:before="0"/>
               <w:jc w:val="left"/>
             </w:pPr>
@@ -1061,6 +1093,7 @@
           </w:tcPr>
           <w:p>
             <w:pPr>
+              <w:keepNext w:val="false"/>
               <w:spacing w:after="40" w:before="0"/>
               <w:jc w:val="left"/>
             </w:pPr>
@@ -1095,6 +1128,7 @@
           </w:tcPr>
           <w:p>
             <w:pPr>
+              <w:keepNext w:val="false"/>
               <w:spacing w:after="40" w:before="0"/>
               <w:jc w:val="left"/>
             </w:pPr>
@@ -1114,6 +1148,7 @@
           </w:p>
           <w:p>
             <w:pPr>
+              <w:keepNext w:val="false"/>
               <w:spacing w:after="40" w:before="0"/>
               <w:jc w:val="left"/>
             </w:pPr>
@@ -1146,6 +1181,7 @@
           </w:tcPr>
           <w:p>
             <w:pPr>
+              <w:keepNext w:val="false"/>
               <w:spacing w:after="40" w:before="0"/>
               <w:jc w:val="left"/>
             </w:pPr>
@@ -1178,6 +1214,7 @@
           </w:tcPr>
           <w:p>
             <w:pPr>
+              <w:keepNext w:val="false"/>
               <w:spacing w:after="40" w:before="0"/>
               <w:jc w:val="left"/>
             </w:pPr>
@@ -1210,6 +1247,7 @@
           </w:tcPr>
           <w:p>
             <w:pPr>
+              <w:keepNext w:val="false"/>
               <w:spacing w:after="40" w:before="0"/>
               <w:jc w:val="left"/>
             </w:pPr>
@@ -1244,6 +1282,7 @@
           </w:tcPr>
           <w:p>
             <w:pPr>
+              <w:keepNext w:val="false"/>
               <w:spacing w:after="40" w:before="0"/>
               <w:jc w:val="left"/>
             </w:pPr>
@@ -1263,6 +1302,7 @@
           </w:p>
           <w:p>
             <w:pPr>
+              <w:keepNext w:val="false"/>
               <w:spacing w:after="40" w:before="0"/>
               <w:jc w:val="left"/>
             </w:pPr>
@@ -1295,6 +1335,7 @@
           </w:tcPr>
           <w:p>
             <w:pPr>
+              <w:keepNext w:val="false"/>
               <w:spacing w:after="40" w:before="0"/>
               <w:jc w:val="left"/>
             </w:pPr>
@@ -1327,6 +1368,7 @@
           </w:tcPr>
           <w:p>
             <w:pPr>
+              <w:keepNext w:val="false"/>
               <w:spacing w:after="40" w:before="0"/>
               <w:jc w:val="left"/>
             </w:pPr>
@@ -1359,6 +1401,7 @@
           </w:tcPr>
           <w:p>
             <w:pPr>
+              <w:keepNext w:val="false"/>
               <w:spacing w:after="40" w:before="0"/>
               <w:jc w:val="left"/>
             </w:pPr>
@@ -1393,6 +1436,7 @@
           </w:tcPr>
           <w:p>
             <w:pPr>
+              <w:keepNext w:val="false"/>
               <w:spacing w:after="40" w:before="0"/>
               <w:jc w:val="left"/>
             </w:pPr>
@@ -1412,6 +1456,7 @@
           </w:p>
           <w:p>
             <w:pPr>
+              <w:keepNext w:val="false"/>
               <w:spacing w:after="40" w:before="0"/>
               <w:jc w:val="left"/>
             </w:pPr>
@@ -1444,6 +1489,7 @@
           </w:tcPr>
           <w:p>
             <w:pPr>
+              <w:keepNext w:val="false"/>
               <w:spacing w:after="40" w:before="0"/>
               <w:jc w:val="left"/>
             </w:pPr>
@@ -1476,6 +1522,7 @@
           </w:tcPr>
           <w:p>
             <w:pPr>
+              <w:keepNext w:val="false"/>
               <w:spacing w:after="40" w:before="0"/>
               <w:jc w:val="left"/>
             </w:pPr>
@@ -1508,6 +1555,7 @@
           </w:tcPr>
           <w:p>
             <w:pPr>
+              <w:keepNext w:val="false"/>
               <w:spacing w:after="40" w:before="0"/>
               <w:jc w:val="left"/>
             </w:pPr>
@@ -1542,6 +1590,7 @@
           </w:tcPr>
           <w:p>
             <w:pPr>
+              <w:keepNext w:val="false"/>
               <w:spacing w:after="40" w:before="0"/>
               <w:jc w:val="left"/>
             </w:pPr>
@@ -1561,6 +1610,7 @@
           </w:p>
           <w:p>
             <w:pPr>
+              <w:keepNext w:val="false"/>
               <w:spacing w:after="40" w:before="0"/>
               <w:jc w:val="left"/>
             </w:pPr>
@@ -1593,6 +1643,7 @@
           </w:tcPr>
           <w:p>
             <w:pPr>
+              <w:keepNext w:val="false"/>
               <w:spacing w:after="40" w:before="0"/>
               <w:jc w:val="left"/>
             </w:pPr>
@@ -1625,6 +1676,7 @@
           </w:tcPr>
           <w:p>
             <w:pPr>
+              <w:keepNext w:val="false"/>
               <w:spacing w:after="40" w:before="0"/>
               <w:jc w:val="left"/>
             </w:pPr>
@@ -1657,6 +1709,7 @@
           </w:tcPr>
           <w:p>
             <w:pPr>
+              <w:keepNext w:val="false"/>
               <w:spacing w:after="40" w:before="0"/>
               <w:jc w:val="left"/>
             </w:pPr>
@@ -1691,6 +1744,7 @@
           </w:tcPr>
           <w:p>
             <w:pPr>
+              <w:keepNext w:val="false"/>
               <w:spacing w:after="40" w:before="0"/>
               <w:jc w:val="left"/>
             </w:pPr>
@@ -1710,6 +1764,7 @@
           </w:p>
           <w:p>
             <w:pPr>
+              <w:keepNext w:val="false"/>
               <w:spacing w:after="40" w:before="0"/>
               <w:jc w:val="left"/>
             </w:pPr>
@@ -1742,6 +1797,7 @@
           </w:tcPr>
           <w:p>
             <w:pPr>
+              <w:keepNext w:val="false"/>
               <w:spacing w:after="40" w:before="0"/>
               <w:jc w:val="left"/>
             </w:pPr>
@@ -1774,6 +1830,7 @@
           </w:tcPr>
           <w:p>
             <w:pPr>
+              <w:keepNext w:val="false"/>
               <w:spacing w:after="40" w:before="0"/>
               <w:jc w:val="left"/>
             </w:pPr>
@@ -1806,6 +1863,7 @@
           </w:tcPr>
           <w:p>
             <w:pPr>
+              <w:keepNext w:val="false"/>
               <w:spacing w:after="40" w:before="0"/>
               <w:jc w:val="left"/>
             </w:pPr>
@@ -1840,6 +1898,7 @@
           </w:tcPr>
           <w:p>
             <w:pPr>
+              <w:keepNext w:val="false"/>
               <w:spacing w:after="40" w:before="0"/>
               <w:jc w:val="left"/>
             </w:pPr>
@@ -1859,6 +1918,7 @@
           </w:p>
           <w:p>
             <w:pPr>
+              <w:keepNext w:val="false"/>
               <w:spacing w:after="40" w:before="0"/>
               <w:jc w:val="left"/>
             </w:pPr>
@@ -1891,6 +1951,7 @@
           </w:tcPr>
           <w:p>
             <w:pPr>
+              <w:keepNext w:val="false"/>
               <w:spacing w:after="40" w:before="0"/>
               <w:jc w:val="left"/>
             </w:pPr>
@@ -1923,6 +1984,7 @@
           </w:tcPr>
           <w:p>
             <w:pPr>
+              <w:keepNext w:val="false"/>
               <w:spacing w:after="40" w:before="0"/>
               <w:jc w:val="left"/>
             </w:pPr>
@@ -1955,6 +2017,7 @@
           </w:tcPr>
           <w:p>
             <w:pPr>
+              <w:keepNext w:val="false"/>
               <w:spacing w:after="40" w:before="0"/>
               <w:jc w:val="left"/>
             </w:pPr>
@@ -2093,7 +2156,7 @@
         </w:rPr>
         <w:t xml:space="preserve">© 2026 SeaVuria and ARES. This work is licensed under a </w:t>
       </w:r>
-      <w:hyperlink w:history="1" r:id="rId2ajtlulegulnr8jbqysox">
+      <w:hyperlink w:history="1" r:id="rIdi4n8da529ve4lkqscussr">
         <w:r>
           <w:rPr>
             <w:rFonts w:ascii="Arial" w:cs="Arial" w:eastAsia="Arial" w:hAnsi="Arial"/>
@@ -2113,7 +2176,7 @@
         </w:rPr>
         <w:t xml:space="preserve"> (</w:t>
       </w:r>
-      <w:hyperlink w:history="1" r:id="rIdrcbphyfitmseqp6yike-c">
+      <w:hyperlink w:history="1" r:id="rIdan1vtyhqiv6p3upgbnhey">
         <w:r>
           <w:rPr>
             <w:rFonts w:ascii="Arial" w:cs="Arial" w:eastAsia="Arial" w:hAnsi="Arial"/>
@@ -2133,7 +2196,7 @@
         </w:rPr>
         <w:t xml:space="preserve">). To view a copy of this license, visit </w:t>
       </w:r>
-      <w:hyperlink w:history="1" r:id="rIdyvnm95n0ayz784kgt6xcq">
+      <w:hyperlink w:history="1" r:id="rIdopvchfvuy2jjqgeay9icx">
         <w:r>
           <w:rPr>
             <w:rFonts w:ascii="Arial" w:cs="Arial" w:eastAsia="Arial" w:hAnsi="Arial"/>

--- a/data/outputs/v2/Chemistry/SS3.1_Acids_and_Bases/Chemistry_Acids_and_Bases_SummaryTable.docx
+++ b/data/outputs/v2/Chemistry/SS3.1_Acids_and_Bases/Chemistry_Acids_and_Bases_SummaryTable.docx
@@ -2156,7 +2156,7 @@
         </w:rPr>
         <w:t xml:space="preserve">© 2026 SeaVuria and ARES. This work is licensed under a </w:t>
       </w:r>
-      <w:hyperlink w:history="1" r:id="rIdi4n8da529ve4lkqscussr">
+      <w:hyperlink w:history="1" r:id="rIdsvvaeg6tkptnyqbff5usg">
         <w:r>
           <w:rPr>
             <w:rFonts w:ascii="Arial" w:cs="Arial" w:eastAsia="Arial" w:hAnsi="Arial"/>
@@ -2176,7 +2176,7 @@
         </w:rPr>
         <w:t xml:space="preserve"> (</w:t>
       </w:r>
-      <w:hyperlink w:history="1" r:id="rIdan1vtyhqiv6p3upgbnhey">
+      <w:hyperlink w:history="1" r:id="rIdc-prlpl7ntrtbxdtjjyjq">
         <w:r>
           <w:rPr>
             <w:rFonts w:ascii="Arial" w:cs="Arial" w:eastAsia="Arial" w:hAnsi="Arial"/>
@@ -2196,7 +2196,7 @@
         </w:rPr>
         <w:t xml:space="preserve">). To view a copy of this license, visit </w:t>
       </w:r>
-      <w:hyperlink w:history="1" r:id="rIdopvchfvuy2jjqgeay9icx">
+      <w:hyperlink w:history="1" r:id="rIdme2apxyvutgk05j8u0rwf">
         <w:r>
           <w:rPr>
             <w:rFonts w:ascii="Arial" w:cs="Arial" w:eastAsia="Arial" w:hAnsi="Arial"/>
